--- a/docs/任务书-基于KVM的轻量级私有云管理平台设计与实现.docx
+++ b/docs/任务书-基于KVM的轻量级私有云管理平台设计与实现.docx
@@ -202,12 +202,23 @@
             <w:pPr>
               <w:jc w:val="center"/>
               <w:rPr>
-                <w:rFonts w:ascii="宋体" w:hAnsi="宋体"/>
-                <w:b/>
-                <w:bCs/>
-                <w:sz w:val="24"/>
-              </w:rPr>
-            </w:pPr>
+                <w:rFonts w:hint="eastAsia" w:ascii="宋体" w:hAnsi="宋体" w:eastAsia="宋体"/>
+                <w:b/>
+                <w:bCs/>
+                <w:sz w:val="24"/>
+                <w:lang w:eastAsia="zh-CN"/>
+              </w:rPr>
+            </w:pPr>
+            <w:r>
+              <w:rPr>
+                <w:rFonts w:hint="eastAsia" w:ascii="宋体" w:hAnsi="宋体"/>
+                <w:b/>
+                <w:bCs/>
+                <w:sz w:val="24"/>
+                <w:lang w:eastAsia="zh-CN"/>
+              </w:rPr>
+              <w:t>师浩</w:t>
+            </w:r>
           </w:p>
         </w:tc>
         <w:tc>
@@ -245,12 +256,23 @@
             <w:pPr>
               <w:jc w:val="center"/>
               <w:rPr>
-                <w:rFonts w:ascii="宋体" w:hAnsi="宋体"/>
-                <w:b/>
-                <w:bCs/>
-                <w:sz w:val="24"/>
-              </w:rPr>
-            </w:pPr>
+                <w:rFonts w:hint="eastAsia" w:ascii="宋体" w:hAnsi="宋体" w:eastAsia="宋体"/>
+                <w:b/>
+                <w:bCs/>
+                <w:sz w:val="24"/>
+                <w:lang w:eastAsia="zh-CN"/>
+              </w:rPr>
+            </w:pPr>
+            <w:r>
+              <w:rPr>
+                <w:rFonts w:hint="eastAsia" w:ascii="宋体" w:hAnsi="宋体"/>
+                <w:b/>
+                <w:bCs/>
+                <w:sz w:val="24"/>
+                <w:lang w:eastAsia="zh-CN"/>
+              </w:rPr>
+              <w:t>软件工程</w:t>
+            </w:r>
           </w:p>
         </w:tc>
         <w:tc>
@@ -288,12 +310,33 @@
             <w:pPr>
               <w:jc w:val="center"/>
               <w:rPr>
-                <w:rFonts w:ascii="宋体" w:hAnsi="宋体"/>
-                <w:b/>
-                <w:bCs/>
-                <w:sz w:val="24"/>
-              </w:rPr>
-            </w:pPr>
+                <w:rFonts w:hint="default" w:ascii="宋体" w:hAnsi="宋体" w:eastAsia="宋体"/>
+                <w:b/>
+                <w:bCs/>
+                <w:sz w:val="24"/>
+                <w:lang w:val="en-US" w:eastAsia="zh-CN"/>
+              </w:rPr>
+            </w:pPr>
+            <w:r>
+              <w:rPr>
+                <w:rFonts w:hint="eastAsia" w:ascii="宋体" w:hAnsi="宋体"/>
+                <w:b/>
+                <w:bCs/>
+                <w:sz w:val="24"/>
+                <w:lang w:eastAsia="zh-CN"/>
+              </w:rPr>
+              <w:t>业务</w:t>
+            </w:r>
+            <w:r>
+              <w:rPr>
+                <w:rFonts w:hint="eastAsia" w:ascii="宋体" w:hAnsi="宋体"/>
+                <w:b/>
+                <w:bCs/>
+                <w:sz w:val="24"/>
+                <w:lang w:val="en-US" w:eastAsia="zh-CN"/>
+              </w:rPr>
+              <w:t>25班</w:t>
+            </w:r>
           </w:p>
         </w:tc>
       </w:tr>
@@ -383,7 +426,7 @@
                 <w:sz w:val="24"/>
                 <w:lang w:eastAsia="zh-CN"/>
               </w:rPr>
-              <w:t>□</w:t>
+              <w:t>☑</w:t>
             </w:r>
             <w:r>
               <w:rPr>
@@ -407,10 +450,11 @@
             </w:pPr>
             <w:r>
               <w:rPr>
-                <w:rFonts w:ascii="宋体" w:hAnsi="宋体"/>
-                <w:b/>
-                <w:bCs/>
-                <w:sz w:val="24"/>
+                <w:rFonts w:hint="eastAsia" w:ascii="宋体" w:hAnsi="宋体"/>
+                <w:b/>
+                <w:bCs/>
+                <w:sz w:val="24"/>
+                <w:lang w:eastAsia="zh-CN"/>
               </w:rPr>
               <w:t>□</w:t>
             </w:r>
@@ -469,12 +513,13 @@
             </w:pPr>
             <w:r>
               <w:rPr>
-                <w:rFonts w:ascii="宋体" w:hAnsi="宋体"/>
-                <w:b/>
-                <w:bCs/>
-                <w:sz w:val="24"/>
-              </w:rPr>
-              <w:t>□</w:t>
+                <w:rFonts w:hint="eastAsia" w:ascii="宋体" w:hAnsi="宋体"/>
+                <w:b/>
+                <w:bCs/>
+                <w:sz w:val="24"/>
+                <w:lang w:eastAsia="zh-CN"/>
+              </w:rPr>
+              <w:t>☑</w:t>
             </w:r>
             <w:r>
               <w:rPr>
@@ -660,7 +705,19 @@
                 <w:szCs w:val="21"/>
                 <w:lang w:val="en-US" w:eastAsia="zh-CN"/>
               </w:rPr>
-              <w:t>随着 KVM 虚拟化在个人电脑与实验室主机上的普及，学生们常用多台虚拟机搭建集群、测试软件或复现实验。虚拟机数量一多，管理上的不便就逐渐显现：创建一台可用的虚拟机需要建盘、装系统、配置网络等多道手工步骤；virsh 等命令行工具适合单次操作，却难以承担日常的重复管理；桌面管理工具依赖本机图形界面，换一台设备就无法查看和操作；虚拟机的运行状态与资源占用也缺乏直观呈现。此外，当同学或小组成员想借用一两台虚拟机时，管理员除了交出账号别无他法，对方在虚拟机里做了什么也无从追溯。</w:t>
+              <w:t>随着 KVM 虚拟化在个人电脑与实验室主机上的普及，学生们常用多台虚拟机搭建集群、测试软件或复现实验。虚拟机数量一多，管理上的不便就逐渐显现：创建一台可用的虚拟机需要建盘、装系统、配置网络等多道手工步骤；virsh 等命令行工具适合单次操作，却难以承担日常的重复管理；桌面管理工具</w:t>
+            </w:r>
+            <w:bookmarkStart w:id="0" w:name="_GoBack"/>
+            <w:bookmarkEnd w:id="0"/>
+            <w:r>
+              <w:rPr>
+                <w:rStyle w:val="5"/>
+                <w:rFonts w:hint="eastAsia"/>
+                <w:color w:val="auto"/>
+                <w:szCs w:val="21"/>
+                <w:lang w:val="en-US" w:eastAsia="zh-CN"/>
+              </w:rPr>
+              <w:t>依赖本机图形界面，换一台设备就无法查看和操作；虚拟机的运行状态与资源占用也缺乏直观呈现。此外，当同学或小组成员想借用一两台虚拟机时，管理员除了交出账号别无他法，对方在虚拟机里做了什么也无从追溯。</w:t>
             </w:r>
           </w:p>
           <w:p>
@@ -1063,19 +1120,7 @@
                 <w:szCs w:val="21"/>
                 <w:shd w:val="clear" w:color="auto" w:fill="FFFFFF"/>
               </w:rPr>
-              <w:t xml:space="preserve">（KVM 宿主机，桌面版）、Go、Gin、GORM、MySQL 8、Vue 3、Vite、Element Plus、libvirt/qemu-kvm、websockify/noVNC、Prometheus、Alertmanager、Grafana、Docker </w:t>
-            </w:r>
-            <w:bookmarkStart w:id="0" w:name="_GoBack"/>
-            <w:bookmarkEnd w:id="0"/>
-            <w:r>
-              <w:rPr>
-                <w:rStyle w:val="5"/>
-                <w:rFonts w:hint="eastAsia" w:ascii="宋体" w:hAnsi="宋体" w:eastAsia="宋体" w:cs="Arial"/>
-                <w:color w:val="auto"/>
-                <w:szCs w:val="21"/>
-                <w:shd w:val="clear" w:color="auto" w:fill="FFFFFF"/>
-              </w:rPr>
-              <w:t>Compose。</w:t>
+              <w:t>（KVM 宿主机，桌面版）、Go、Gin、GORM、MySQL 8、Vue 3、Vite、Element Plus、libvirt/qemu-kvm、websockify/noVNC、Prometheus、Alertmanager、Grafana、Docker Compose。</w:t>
             </w:r>
           </w:p>
           <w:p>

--- a/docs/任务书-基于KVM的轻量级私有云管理平台设计与实现.docx
+++ b/docs/任务书-基于KVM的轻量级私有云管理平台设计与实现.docx
@@ -705,7 +705,7 @@
                 <w:szCs w:val="21"/>
                 <w:lang w:val="en-US" w:eastAsia="zh-CN"/>
               </w:rPr>
-              <w:t>随着 KVM 虚拟化在个人电脑与实验室主机上的普及，学生们常用多台虚拟机搭建集群、测试软件或复现实验。虚拟机数量一多，管理上的不便就逐渐显现：创建一台可用的虚拟机需要建盘、装系统、配置网络等多道手工步骤；virsh 等命令行工具适合单次操作，却难以承担日常的重复管理；桌面管理工具</w:t>
+              <w:t>随着 KVM 虚拟化技术的普及，个人开发者、高校实验室与小型团队广泛利用多台虚拟机开展集群搭建、软件测试与实验复现等工作。随着虚拟机数量增长与使用者增多，管理问题日益凸显，主要表现在：其一，虚拟机创建流程繁琐，需依次完成磁盘创建、系统安装与网络配置等多道手工步骤，重复劳动多、易出错；其二，virsh 等命令行工具适合单次操作，桌面管理工具又依赖本机图形界面，二者均难以满足日常化、跨设备的管理需求；其三，虚拟机的运行状态与资源占用缺乏直观呈现，故障排查需逐一登录检查；其四，当多人在同一台主机上共用虚拟机资源时，缺乏细粒度的授权机制与操作审计手段，通常只能共用管理员账号，资源分配无法界定到人，操作行为亦无从追溯。</w:t>
             </w:r>
             <w:bookmarkStart w:id="0" w:name="_GoBack"/>
             <w:bookmarkEnd w:id="0"/>
@@ -717,7 +717,7 @@
                 <w:szCs w:val="21"/>
                 <w:lang w:val="en-US" w:eastAsia="zh-CN"/>
               </w:rPr>
-              <w:t>依赖本机图形界面，换一台设备就无法查看和操作；虚拟机的运行状态与资源占用也缺乏直观呈现。此外，当同学或小组成员想借用一两台虚拟机时，管理员除了交出账号别无他法，对方在虚拟机里做了什么也无从追溯。</w:t>
+              <w:t/>
             </w:r>
           </w:p>
           <w:p>
@@ -745,7 +745,7 @@
                 <w:szCs w:val="21"/>
                 <w:lang w:val="en-US" w:eastAsia="zh-CN"/>
               </w:rPr>
-              <w:t>本课题拟设计并实现一个部署于个人 Linux 主机的轻量级私有云管理平台：平台本身资源占用极小，可与虚拟机共存运行；使用者通过浏览器即可完成虚拟机的创建、开关机、克隆和日常使用，并通过网页控制台直接操作虚拟机，不受所在设备的限制；创建虚拟机时可选择云镜像并自动完成系统初始化，把建盘、装系统、配网络等多道手工步骤合并为一次点击；平台提供管理员、操作者、只读三级角色与虚拟机资产授权，可以把虚拟机安全地分配给他人使用而无需交出账号；运行状态以看板直观呈现，全部操作自动留痕，便于事后追溯。研究成果有助于掌握 KVM 虚拟化、Web 前后端开发、数据库设计与系统安全加固等技术。</w:t>
+              <w:t>本课题拟设计并实现一个部署于 Linux 主机的轻量级私有云管理平台，以浏览器作为统一使用入口。平台资源占用小，可与虚拟机在同一主机上共存运行；提供虚拟机创建、开关机、克隆、快照与硬件调整等全生命周期管理功能，创建时可选择云镜像并自动完成系统初始化，显著降低手工配置成本；提供网页控制台，使用者可跨设备直接操作虚拟机；引入管理员、操作者与只读三级角色及虚拟机资产授权机制，支持将虚拟机安全地分配给不同使用者并按期限自动回收；同时以看板直观呈现主机与虚拟机的运行状态，并对全部操作进行留痕审计。研究成果有助于系统掌握 KVM 虚拟化、Web 前后端开发、数据库设计与系统安全加固等技术，并为个人与小型团队环境提供可复用的私有云管理方案。</w:t>
             </w:r>
           </w:p>
           <w:p>

--- a/docs/任务书-基于KVM的轻量级私有云管理平台设计与实现.docx
+++ b/docs/任务书-基于KVM的轻量级私有云管理平台设计与实现.docx
@@ -530,16 +530,6 @@
               </w:rPr>
               <w:t xml:space="preserve"> 校内           </w:t>
             </w:r>
-            <w:r>
-              <w:rPr>
-                <w:rFonts w:hint="eastAsia" w:ascii="宋体" w:hAnsi="宋体"/>
-                <w:b/>
-                <w:bCs/>
-                <w:sz w:val="10"/>
-                <w:szCs w:val="10"/>
-              </w:rPr>
-              <w:t>.</w:t>
-            </w:r>
           </w:p>
           <w:p>
             <w:pPr>
@@ -653,712 +643,617 @@
           <w:p>
             <w:pPr>
               <w:pStyle w:val="4"/>
-              <w:keepNext/>
-              <w:numPr>
-                <w:ilvl w:val="0"/>
-                <w:numId w:val="0"/>
-              </w:numPr>
-              <w:ind w:leftChars="0"/>
-              <w:jc w:val="left"/>
-              <w:rPr>
-                <w:rStyle w:val="5"/>
-                <w:rFonts w:hint="default" w:ascii="宋体" w:hAnsi="宋体" w:eastAsia="宋体" w:cs="Arial"/>
-                <w:color w:val="102DE0"/>
-                <w:szCs w:val="21"/>
-                <w:shd w:val="clear" w:color="auto" w:fill="FFFFFF"/>
-                <w:lang w:val="en-US" w:eastAsia="zh-CN"/>
-              </w:rPr>
-            </w:pPr>
-            <w:r>
-              <w:rPr>
-                <w:rStyle w:val="5"/>
-                <w:rFonts w:hint="eastAsia"/>
-                <w:color w:val="102DE0"/>
-                <w:szCs w:val="21"/>
-                <w:lang w:val="en-US" w:eastAsia="zh-CN"/>
-              </w:rPr>
-              <w:t>1.选题背景与意义；</w:t>
-            </w:r>
-          </w:p>
-          <w:p>
-            <w:pPr>
-              <w:pStyle w:val="4"/>
-              <w:numPr>
-                <w:ilvl w:val="0"/>
-                <w:numId w:val="0"/>
-              </w:numPr>
-              <w:ind w:leftChars="0" w:firstLine="420" w:firstLineChars="200"/>
-              <w:jc w:val="both"/>
-              <w:rPr>
-                <w:rStyle w:val="5"/>
-                <w:rFonts w:hint="eastAsia"/>
-                <w:color w:val="auto"/>
-                <w:szCs w:val="21"/>
-                <w:lang w:val="en-US" w:eastAsia="zh-CN"/>
-              </w:rPr>
-            </w:pPr>
-            <w:r>
-              <w:rPr>
-                <w:rStyle w:val="5"/>
-                <w:rFonts w:hint="eastAsia"/>
-                <w:color w:val="auto"/>
-                <w:szCs w:val="21"/>
-                <w:lang w:val="en-US" w:eastAsia="zh-CN"/>
-              </w:rPr>
-              <w:t>随着 KVM 虚拟化技术的普及，个人开发者、高校实验室与小型团队广泛利用多台虚拟机开展集群搭建、软件测试与实验复现等工作。随着虚拟机数量增长与使用者增多，管理问题日益凸显，主要表现在：其一，虚拟机创建流程繁琐，需依次完成磁盘创建、系统安装与网络配置等多道手工步骤，重复劳动多、易出错；其二，virsh 等命令行工具适合单次操作，桌面管理工具又依赖本机图形界面，二者均难以满足日常化、跨设备的管理需求；其三，虚拟机的运行状态与资源占用缺乏直观呈现，故障排查需逐一登录检查；其四，当多人在同一台主机上共用虚拟机资源时，缺乏细粒度的授权机制与操作审计手段，通常只能共用管理员账号，资源分配无法界定到人，操作行为亦无从追溯。</w:t>
-            </w:r>
-            <w:bookmarkStart w:id="0" w:name="_GoBack"/>
-            <w:bookmarkEnd w:id="0"/>
-            <w:r>
-              <w:rPr>
-                <w:rStyle w:val="5"/>
-                <w:rFonts w:hint="eastAsia"/>
-                <w:color w:val="auto"/>
-                <w:szCs w:val="21"/>
-                <w:lang w:val="en-US" w:eastAsia="zh-CN"/>
-              </w:rPr>
-              <w:t/>
-            </w:r>
-          </w:p>
-          <w:p>
-            <w:pPr>
-              <w:pStyle w:val="4"/>
-              <w:numPr>
-                <w:ilvl w:val="0"/>
-                <w:numId w:val="0"/>
-              </w:numPr>
-              <w:ind w:leftChars="0" w:firstLine="420" w:firstLineChars="200"/>
-              <w:jc w:val="both"/>
-              <w:rPr>
-                <w:rStyle w:val="5"/>
-                <w:rFonts w:hint="eastAsia"/>
-                <w:color w:val="auto"/>
-                <w:szCs w:val="21"/>
-                <w:lang w:val="en-US" w:eastAsia="zh-CN"/>
-              </w:rPr>
-            </w:pPr>
-            <w:r>
-              <w:rPr>
-                <w:rStyle w:val="5"/>
-                <w:rFonts w:hint="eastAsia"/>
-                <w:color w:val="auto"/>
-                <w:szCs w:val="21"/>
-                <w:lang w:val="en-US" w:eastAsia="zh-CN"/>
-              </w:rPr>
-              <w:t>本课题拟设计并实现一个部署于 Linux 主机的轻量级私有云管理平台，以浏览器作为统一使用入口。平台资源占用小，可与虚拟机在同一主机上共存运行；提供虚拟机创建、开关机、克隆、快照与硬件调整等全生命周期管理功能，创建时可选择云镜像并自动完成系统初始化，显著降低手工配置成本；提供网页控制台，使用者可跨设备直接操作虚拟机；引入管理员、操作者与只读三级角色及虚拟机资产授权机制，支持将虚拟机安全地分配给不同使用者并按期限自动回收；同时以看板直观呈现主机与虚拟机的运行状态，并对全部操作进行留痕审计。研究成果有助于系统掌握 KVM 虚拟化、Web 前后端开发、数据库设计与系统安全加固等技术，并为个人与小型团队环境提供可复用的私有云管理方案。</w:t>
-            </w:r>
-          </w:p>
-          <w:p>
-            <w:pPr>
-              <w:pStyle w:val="4"/>
-              <w:ind w:left="360" w:firstLine="0" w:firstLineChars="0"/>
-              <w:jc w:val="left"/>
-              <w:rPr>
-                <w:rStyle w:val="5"/>
-                <w:rFonts w:ascii="宋体" w:hAnsi="宋体" w:eastAsia="宋体" w:cs="Arial"/>
-                <w:color w:val="auto"/>
-                <w:szCs w:val="21"/>
-                <w:shd w:val="clear" w:color="auto" w:fill="FFFFFF"/>
-              </w:rPr>
-            </w:pPr>
-          </w:p>
-          <w:p>
-            <w:pPr>
-              <w:pStyle w:val="4"/>
-              <w:keepNext/>
-              <w:numPr>
-                <w:ilvl w:val="0"/>
-                <w:numId w:val="0"/>
-              </w:numPr>
-              <w:ind w:leftChars="0"/>
-              <w:jc w:val="left"/>
-              <w:rPr>
-                <w:rStyle w:val="5"/>
-                <w:rFonts w:hint="eastAsia"/>
-                <w:color w:val="102DE0"/>
-                <w:szCs w:val="21"/>
-              </w:rPr>
-            </w:pPr>
-            <w:r>
-              <w:rPr>
-                <w:rStyle w:val="5"/>
-                <w:rFonts w:hint="eastAsia"/>
-                <w:color w:val="102DE0"/>
-                <w:szCs w:val="21"/>
-                <w:lang w:val="en-US" w:eastAsia="zh-CN"/>
-              </w:rPr>
-              <w:t>2.课题内容简述；</w:t>
-            </w:r>
-          </w:p>
-          <w:p>
-            <w:pPr>
-              <w:pStyle w:val="4"/>
-              <w:ind w:left="0" w:leftChars="0" w:firstLine="0" w:firstLineChars="0"/>
-              <w:jc w:val="both"/>
-              <w:rPr>
-                <w:rStyle w:val="5"/>
-                <w:rFonts w:hint="eastAsia" w:ascii="宋体" w:hAnsi="宋体" w:eastAsia="宋体" w:cs="Arial"/>
-                <w:color w:val="auto"/>
-                <w:szCs w:val="21"/>
-                <w:shd w:val="clear" w:color="auto" w:fill="FFFFFF"/>
-              </w:rPr>
-            </w:pPr>
-            <w:r>
-              <w:rPr>
-                <w:rStyle w:val="5"/>
-                <w:rFonts w:hint="eastAsia" w:ascii="宋体" w:hAnsi="宋体" w:eastAsia="宋体" w:cs="Arial"/>
-                <w:color w:val="auto"/>
-                <w:szCs w:val="21"/>
-                <w:shd w:val="clear" w:color="auto" w:fill="FFFFFF"/>
-              </w:rPr>
-              <w:t>本课题围绕“基于KVM的轻量级私有云管理平台设计与实现”开展需求分析、方案设计、功能实现和测试优化，具体任务如下：</w:t>
-            </w:r>
-          </w:p>
-          <w:p>
-            <w:pPr>
-              <w:pStyle w:val="4"/>
-              <w:numPr>
-                <w:ilvl w:val="0"/>
-                <w:numId w:val="0"/>
-              </w:numPr>
-              <w:ind w:left="0" w:leftChars="0" w:firstLine="0" w:firstLineChars="0"/>
-              <w:jc w:val="both"/>
-              <w:rPr>
-                <w:rStyle w:val="5"/>
-                <w:rFonts w:hint="eastAsia" w:ascii="宋体" w:hAnsi="宋体" w:cs="Arial"/>
-                <w:color w:val="auto"/>
-                <w:szCs w:val="21"/>
-                <w:shd w:val="clear" w:color="auto" w:fill="FFFFFF"/>
-                <w:lang w:eastAsia="zh-CN"/>
-              </w:rPr>
-            </w:pPr>
-            <w:r>
-              <w:rPr>
-                <w:rStyle w:val="5"/>
-                <w:rFonts w:hint="eastAsia" w:ascii="宋体" w:hAnsi="宋体" w:cs="Arial"/>
-                <w:color w:val="auto"/>
-                <w:szCs w:val="21"/>
-                <w:shd w:val="clear" w:color="auto" w:fill="FFFFFF"/>
-                <w:lang w:eastAsia="zh-CN"/>
-              </w:rPr>
-              <w:t>（1）调研 KVM/libvirt 虚拟化机制与同类管理平台，完成需求分析、总体架构、数据库与接口设计</w:t>
-            </w:r>
-          </w:p>
-          <w:p>
-            <w:pPr>
-              <w:pStyle w:val="4"/>
-              <w:numPr>
-                <w:ilvl w:val="0"/>
-                <w:numId w:val="0"/>
-              </w:numPr>
-              <w:ind w:left="0" w:leftChars="0" w:firstLine="0" w:firstLineChars="0"/>
-              <w:jc w:val="both"/>
-              <w:rPr>
-                <w:rStyle w:val="5"/>
-                <w:rFonts w:hint="eastAsia" w:ascii="宋体" w:hAnsi="宋体" w:cs="Arial"/>
-                <w:color w:val="auto"/>
-                <w:szCs w:val="21"/>
-                <w:shd w:val="clear" w:color="auto" w:fill="FFFFFF"/>
-                <w:lang w:eastAsia="zh-CN"/>
-              </w:rPr>
-            </w:pPr>
-            <w:r>
-              <w:rPr>
-                <w:rStyle w:val="5"/>
-                <w:rFonts w:hint="eastAsia" w:ascii="宋体" w:hAnsi="宋体" w:cs="Arial"/>
-                <w:color w:val="auto"/>
-                <w:szCs w:val="21"/>
-                <w:shd w:val="clear" w:color="auto" w:fill="FFFFFF"/>
-                <w:lang w:eastAsia="zh-CN"/>
-              </w:rPr>
-              <w:t>（2）基于 go-libvirt 实现虚拟化封装层，完成虚拟机创建、启停、重启、克隆、快照与磁盘/网卡热管理</w:t>
-            </w:r>
-          </w:p>
-          <w:p>
-            <w:pPr>
-              <w:pStyle w:val="4"/>
-              <w:numPr>
-                <w:ilvl w:val="0"/>
-                <w:numId w:val="0"/>
-              </w:numPr>
-              <w:ind w:left="0" w:leftChars="0" w:firstLine="0" w:firstLineChars="0"/>
-              <w:jc w:val="both"/>
-              <w:rPr>
-                <w:rStyle w:val="5"/>
-                <w:rFonts w:hint="eastAsia" w:ascii="宋体" w:hAnsi="宋体" w:cs="Arial"/>
-                <w:color w:val="auto"/>
-                <w:szCs w:val="21"/>
-                <w:shd w:val="clear" w:color="auto" w:fill="FFFFFF"/>
-                <w:lang w:eastAsia="zh-CN"/>
-              </w:rPr>
-            </w:pPr>
-            <w:r>
-              <w:rPr>
-                <w:rStyle w:val="5"/>
-                <w:rFonts w:hint="eastAsia" w:ascii="宋体" w:hAnsi="宋体" w:cs="Arial"/>
-                <w:color w:val="auto"/>
-                <w:szCs w:val="21"/>
-                <w:shd w:val="clear" w:color="auto" w:fill="FFFFFF"/>
-                <w:lang w:eastAsia="zh-CN"/>
-              </w:rPr>
-              <w:t>（3）实现存储池、网络、镜像管理与 cloud-init 免密初始化，支持基于云镜像模板的增量克隆</w:t>
-            </w:r>
-          </w:p>
-          <w:p>
-            <w:pPr>
-              <w:pStyle w:val="4"/>
-              <w:numPr>
-                <w:ilvl w:val="0"/>
-                <w:numId w:val="0"/>
-              </w:numPr>
-              <w:ind w:left="0" w:leftChars="0" w:firstLine="0" w:firstLineChars="0"/>
-              <w:jc w:val="both"/>
-              <w:rPr>
-                <w:rStyle w:val="5"/>
-                <w:rFonts w:hint="eastAsia" w:ascii="宋体" w:hAnsi="宋体" w:cs="Arial"/>
-                <w:color w:val="auto"/>
-                <w:szCs w:val="21"/>
-                <w:shd w:val="clear" w:color="auto" w:fill="FFFFFF"/>
-                <w:lang w:eastAsia="zh-CN"/>
-              </w:rPr>
-            </w:pPr>
-            <w:r>
-              <w:rPr>
-                <w:rStyle w:val="5"/>
-                <w:rFonts w:hint="eastAsia" w:ascii="宋体" w:hAnsi="宋体" w:cs="Arial"/>
-                <w:color w:val="auto"/>
-                <w:szCs w:val="21"/>
-                <w:shd w:val="clear" w:color="auto" w:fill="FFFFFF"/>
-                <w:lang w:eastAsia="zh-CN"/>
-              </w:rPr>
-              <w:t>（4）设计 JWT 认证与三级角色权限（管理员/操作员/只读），借鉴堡垒机思想实现虚拟机资产授权与操作审计</w:t>
-            </w:r>
-          </w:p>
-          <w:p>
-            <w:pPr>
-              <w:pStyle w:val="4"/>
-              <w:numPr>
-                <w:ilvl w:val="0"/>
-                <w:numId w:val="0"/>
-              </w:numPr>
-              <w:ind w:left="0" w:leftChars="0" w:firstLine="0" w:firstLineChars="0"/>
-              <w:jc w:val="both"/>
-              <w:rPr>
-                <w:rStyle w:val="5"/>
-                <w:rFonts w:hint="eastAsia" w:ascii="宋体" w:hAnsi="宋体" w:cs="Arial"/>
-                <w:color w:val="auto"/>
-                <w:szCs w:val="21"/>
-                <w:shd w:val="clear" w:color="auto" w:fill="FFFFFF"/>
-                <w:lang w:eastAsia="zh-CN"/>
-              </w:rPr>
-            </w:pPr>
-            <w:r>
-              <w:rPr>
-                <w:rStyle w:val="5"/>
-                <w:rFonts w:hint="eastAsia" w:ascii="宋体" w:hAnsi="宋体" w:cs="Arial"/>
-                <w:color w:val="auto"/>
-                <w:szCs w:val="21"/>
-                <w:shd w:val="clear" w:color="auto" w:fill="FFFFFF"/>
-                <w:lang w:eastAsia="zh-CN"/>
-              </w:rPr>
-              <w:t>（5）融合 Prometheus/Alertmanager/Grafana 监控栈，完成功能、安全与稳定性测试及优化</w:t>
-            </w:r>
-          </w:p>
-          <w:p>
-            <w:pPr>
-              <w:pStyle w:val="4"/>
-              <w:ind w:left="360" w:firstLine="0" w:firstLineChars="0"/>
-              <w:jc w:val="left"/>
-              <w:rPr>
-                <w:rStyle w:val="5"/>
-                <w:rFonts w:ascii="宋体" w:hAnsi="宋体" w:eastAsia="宋体" w:cs="Arial"/>
-                <w:color w:val="auto"/>
-                <w:szCs w:val="21"/>
-                <w:shd w:val="clear" w:color="auto" w:fill="FFFFFF"/>
-              </w:rPr>
-            </w:pPr>
-          </w:p>
-          <w:p>
-            <w:pPr>
-              <w:pStyle w:val="4"/>
-              <w:keepNext/>
-              <w:numPr>
-                <w:ilvl w:val="0"/>
-                <w:numId w:val="0"/>
-              </w:numPr>
-              <w:ind w:leftChars="0"/>
-              <w:jc w:val="left"/>
-              <w:rPr>
-                <w:rStyle w:val="5"/>
-                <w:rFonts w:hint="eastAsia" w:ascii="宋体" w:hAnsi="宋体" w:eastAsia="宋体" w:cs="Arial"/>
-                <w:color w:val="00B0F0"/>
-                <w:szCs w:val="21"/>
-                <w:shd w:val="clear" w:color="auto" w:fill="FFFFFF"/>
-                <w:lang w:eastAsia="zh-CN"/>
-              </w:rPr>
-            </w:pPr>
-            <w:r>
-              <w:rPr>
-                <w:rStyle w:val="5"/>
-                <w:rFonts w:hint="eastAsia"/>
-                <w:color w:val="auto"/>
-                <w:szCs w:val="21"/>
-                <w:lang w:val="en-US" w:eastAsia="zh-CN"/>
-              </w:rPr>
-              <w:t>3.对专业知识的综合训练情况；</w:t>
-            </w:r>
-          </w:p>
-          <w:p>
-            <w:pPr>
-              <w:pStyle w:val="4"/>
-              <w:numPr>
-                <w:ilvl w:val="0"/>
-                <w:numId w:val="0"/>
-              </w:numPr>
-              <w:ind w:leftChars="0" w:firstLine="420" w:firstLineChars="200"/>
-              <w:jc w:val="both"/>
-              <w:rPr>
-                <w:rStyle w:val="5"/>
-                <w:rFonts w:hint="eastAsia"/>
-                <w:color w:val="auto"/>
-                <w:szCs w:val="21"/>
-                <w:lang w:val="en-US" w:eastAsia="zh-CN"/>
-              </w:rPr>
-            </w:pPr>
-            <w:r>
-              <w:rPr>
-                <w:rStyle w:val="5"/>
-                <w:rFonts w:hint="eastAsia"/>
-                <w:color w:val="auto"/>
-                <w:szCs w:val="21"/>
-                <w:lang w:val="en-US" w:eastAsia="zh-CN"/>
-              </w:rPr>
-              <w:t>通过对 KVM/libvirt 虚拟化原理、Go 语言并发编程、Web 后端开发、MySQL 数据库设计、Vue3 前端工程化、监控运维与安全加固等知识的综合训练，使学生具备独立完成全栈私有云管理平台需求分析、设计与实现的能力。课题实施将强化虚拟化原理运用、接口设计、权限建模、故障定位、性能测试和文档规范能力，培养面向云基础设施进行系统集成和持续优化的综合素质。</w:t>
-            </w:r>
-          </w:p>
-          <w:p>
-            <w:pPr>
-              <w:pStyle w:val="4"/>
-              <w:ind w:left="360" w:firstLine="0" w:firstLineChars="0"/>
-              <w:jc w:val="left"/>
-              <w:rPr>
-                <w:rStyle w:val="5"/>
-                <w:rFonts w:ascii="宋体" w:hAnsi="宋体" w:eastAsia="宋体" w:cs="Arial"/>
-                <w:color w:val="auto"/>
-                <w:szCs w:val="21"/>
-                <w:shd w:val="clear" w:color="auto" w:fill="FFFFFF"/>
-              </w:rPr>
-            </w:pPr>
-          </w:p>
-          <w:p>
-            <w:pPr>
-              <w:pStyle w:val="4"/>
-              <w:keepNext/>
-              <w:numPr>
-                <w:ilvl w:val="0"/>
-                <w:numId w:val="0"/>
-              </w:numPr>
-              <w:ind w:leftChars="0"/>
-              <w:jc w:val="left"/>
-              <w:rPr>
-                <w:rStyle w:val="5"/>
-                <w:rFonts w:ascii="宋体" w:hAnsi="宋体" w:eastAsia="宋体" w:cs="Arial"/>
-                <w:color w:val="auto"/>
-                <w:szCs w:val="21"/>
-                <w:shd w:val="clear" w:color="auto" w:fill="FFFFFF"/>
-              </w:rPr>
-            </w:pPr>
-            <w:r>
-              <w:rPr>
-                <w:rStyle w:val="5"/>
-                <w:rFonts w:hint="eastAsia"/>
-                <w:color w:val="auto"/>
-                <w:szCs w:val="21"/>
-                <w:lang w:val="en-US" w:eastAsia="zh-CN"/>
-              </w:rPr>
-              <w:t>4.开发环境（工具）；</w:t>
-            </w:r>
-          </w:p>
-          <w:p>
-            <w:pPr>
-              <w:pStyle w:val="4"/>
-              <w:jc w:val="both"/>
-              <w:rPr>
-                <w:rStyle w:val="5"/>
-                <w:rFonts w:ascii="宋体" w:hAnsi="宋体" w:eastAsia="宋体" w:cs="Arial"/>
-                <w:color w:val="auto"/>
-                <w:szCs w:val="21"/>
-                <w:shd w:val="clear" w:color="auto" w:fill="FFFFFF"/>
-              </w:rPr>
-            </w:pPr>
-            <w:r>
-              <w:rPr>
-                <w:rStyle w:val="5"/>
-                <w:rFonts w:hint="eastAsia" w:ascii="宋体" w:hAnsi="宋体" w:eastAsia="宋体" w:cs="Arial"/>
-                <w:color w:val="auto"/>
-                <w:szCs w:val="21"/>
-                <w:shd w:val="clear" w:color="auto" w:fill="FFFFFF"/>
-              </w:rPr>
-              <w:t>Ubuntu 26.04</w:t>
-            </w:r>
-            <w:r>
-              <w:rPr>
-                <w:rStyle w:val="5"/>
-                <w:rFonts w:hint="eastAsia" w:ascii="宋体" w:hAnsi="宋体" w:cs="Arial"/>
-                <w:color w:val="auto"/>
-                <w:szCs w:val="21"/>
-                <w:shd w:val="clear" w:color="auto" w:fill="FFFFFF"/>
-                <w:lang w:val="en-US" w:eastAsia="zh-CN"/>
-              </w:rPr>
-              <w:t>-Desktop</w:t>
-            </w:r>
-            <w:r>
-              <w:rPr>
-                <w:rStyle w:val="5"/>
-                <w:rFonts w:hint="eastAsia" w:ascii="宋体" w:hAnsi="宋体" w:eastAsia="宋体" w:cs="Arial"/>
-                <w:color w:val="auto"/>
-                <w:szCs w:val="21"/>
-                <w:shd w:val="clear" w:color="auto" w:fill="FFFFFF"/>
-              </w:rPr>
-              <w:t>（KVM 宿主机，桌面版）、Go、Gin、GORM、MySQL 8、Vue 3、Vite、Element Plus、libvirt/qemu-kvm、websockify/noVNC、Prometheus、Alertmanager、Grafana、Docker Compose。</w:t>
-            </w:r>
-          </w:p>
-          <w:p>
-            <w:pPr>
-              <w:pStyle w:val="4"/>
-              <w:ind w:left="360" w:firstLine="0" w:firstLineChars="0"/>
-              <w:jc w:val="left"/>
-              <w:rPr>
-                <w:rStyle w:val="5"/>
-                <w:rFonts w:ascii="宋体" w:hAnsi="宋体" w:eastAsia="宋体" w:cs="Arial"/>
-                <w:color w:val="auto"/>
-                <w:szCs w:val="21"/>
-                <w:shd w:val="clear" w:color="auto" w:fill="FFFFFF"/>
-              </w:rPr>
-            </w:pPr>
-          </w:p>
-          <w:p>
-            <w:pPr>
-              <w:pStyle w:val="4"/>
-              <w:keepNext/>
-              <w:pageBreakBefore/>
-              <w:numPr>
-                <w:ilvl w:val="0"/>
-                <w:numId w:val="0"/>
-              </w:numPr>
-              <w:ind w:leftChars="0"/>
-              <w:jc w:val="left"/>
-              <w:rPr>
-                <w:rStyle w:val="5"/>
-                <w:rFonts w:hint="eastAsia"/>
-                <w:b/>
-                <w:bCs/>
-                <w:color w:val="102DE0"/>
-                <w:szCs w:val="21"/>
-                <w:lang w:val="en-US" w:eastAsia="zh-CN"/>
-              </w:rPr>
-            </w:pPr>
-            <w:r>
-              <w:rPr>
-                <w:rStyle w:val="5"/>
-                <w:rFonts w:hint="eastAsia"/>
-                <w:color w:val="auto"/>
-                <w:szCs w:val="21"/>
-                <w:lang w:val="en-US" w:eastAsia="zh-CN"/>
-              </w:rPr>
-              <w:t>5.工作量（预计完成所需周数）；</w:t>
-            </w:r>
-          </w:p>
-          <w:p>
-            <w:pPr>
-              <w:pStyle w:val="4"/>
-              <w:numPr>
-                <w:ilvl w:val="0"/>
-                <w:numId w:val="0"/>
-              </w:numPr>
-              <w:ind w:leftChars="0"/>
-              <w:jc w:val="left"/>
-              <w:rPr>
-                <w:rStyle w:val="5"/>
-                <w:rFonts w:hint="default"/>
-                <w:b w:val="0"/>
-                <w:bCs w:val="0"/>
-                <w:color w:val="auto"/>
-                <w:szCs w:val="21"/>
-                <w:lang w:val="en-US" w:eastAsia="zh-CN"/>
-              </w:rPr>
-            </w:pPr>
-            <w:r>
-              <w:rPr>
-                <w:rStyle w:val="5"/>
-                <w:rFonts w:hint="default"/>
-                <w:b w:val="0"/>
-                <w:bCs w:val="0"/>
-                <w:color w:val="auto"/>
-                <w:szCs w:val="21"/>
-                <w:lang w:val="en-US" w:eastAsia="zh-CN"/>
-              </w:rPr>
-              <w:t>（1）需求调研与开题论证（2周）；</w:t>
-            </w:r>
-          </w:p>
-          <w:p>
-            <w:pPr>
-              <w:pStyle w:val="4"/>
-              <w:numPr>
-                <w:ilvl w:val="0"/>
-                <w:numId w:val="0"/>
-              </w:numPr>
-              <w:ind w:leftChars="0"/>
-              <w:jc w:val="left"/>
-              <w:rPr>
-                <w:rStyle w:val="5"/>
-                <w:rFonts w:hint="default"/>
-                <w:b w:val="0"/>
-                <w:bCs w:val="0"/>
-                <w:color w:val="auto"/>
-                <w:szCs w:val="21"/>
-                <w:lang w:val="en-US" w:eastAsia="zh-CN"/>
-              </w:rPr>
-            </w:pPr>
-            <w:r>
-              <w:rPr>
-                <w:rStyle w:val="5"/>
-                <w:rFonts w:hint="default"/>
-                <w:b w:val="0"/>
-                <w:bCs w:val="0"/>
-                <w:color w:val="auto"/>
-                <w:szCs w:val="21"/>
-                <w:lang w:val="en-US" w:eastAsia="zh-CN"/>
-              </w:rPr>
-              <w:t>（2）总体架构与数据库、接口详细设计（2周）；</w:t>
-            </w:r>
-          </w:p>
-          <w:p>
-            <w:pPr>
-              <w:pStyle w:val="4"/>
-              <w:numPr>
-                <w:ilvl w:val="0"/>
-                <w:numId w:val="0"/>
-              </w:numPr>
-              <w:ind w:leftChars="0"/>
-              <w:jc w:val="left"/>
-              <w:rPr>
-                <w:rStyle w:val="5"/>
-                <w:rFonts w:hint="default"/>
-                <w:b w:val="0"/>
-                <w:bCs w:val="0"/>
-                <w:color w:val="auto"/>
-                <w:szCs w:val="21"/>
-                <w:lang w:val="en-US" w:eastAsia="zh-CN"/>
-              </w:rPr>
-            </w:pPr>
-            <w:r>
-              <w:rPr>
-                <w:rStyle w:val="5"/>
-                <w:rFonts w:hint="default"/>
-                <w:b w:val="0"/>
-                <w:bCs w:val="0"/>
-                <w:color w:val="auto"/>
-                <w:szCs w:val="21"/>
-                <w:lang w:val="en-US" w:eastAsia="zh-CN"/>
-              </w:rPr>
-              <w:t>（3）虚拟化封装层与虚拟机生命周期、镜像/存储/网络/快照功能实现（5周）；</w:t>
-            </w:r>
-          </w:p>
-          <w:p>
-            <w:pPr>
-              <w:pStyle w:val="4"/>
-              <w:numPr>
-                <w:ilvl w:val="0"/>
-                <w:numId w:val="0"/>
-              </w:numPr>
-              <w:ind w:leftChars="0"/>
-              <w:jc w:val="left"/>
-              <w:rPr>
-                <w:rStyle w:val="5"/>
-                <w:rFonts w:hint="default"/>
-                <w:b w:val="0"/>
-                <w:bCs w:val="0"/>
-                <w:color w:val="auto"/>
-                <w:szCs w:val="21"/>
-                <w:lang w:val="en-US" w:eastAsia="zh-CN"/>
-              </w:rPr>
-            </w:pPr>
-            <w:r>
-              <w:rPr>
-                <w:rStyle w:val="5"/>
-                <w:rFonts w:hint="default"/>
-                <w:b w:val="0"/>
-                <w:bCs w:val="0"/>
-                <w:color w:val="auto"/>
-                <w:szCs w:val="21"/>
-                <w:lang w:val="en-US" w:eastAsia="zh-CN"/>
-              </w:rPr>
-              <w:t>（4）认证授权、资产授权、异步任务与网页控制台实现（3周）；</w:t>
-            </w:r>
-          </w:p>
-          <w:p>
-            <w:pPr>
-              <w:pStyle w:val="4"/>
-              <w:numPr>
-                <w:ilvl w:val="0"/>
-                <w:numId w:val="0"/>
-              </w:numPr>
-              <w:ind w:leftChars="0"/>
-              <w:jc w:val="left"/>
-              <w:rPr>
-                <w:rStyle w:val="5"/>
-                <w:rFonts w:hint="default"/>
-                <w:b w:val="0"/>
-                <w:bCs w:val="0"/>
-                <w:color w:val="auto"/>
-                <w:szCs w:val="21"/>
-                <w:lang w:val="en-US" w:eastAsia="zh-CN"/>
-              </w:rPr>
-            </w:pPr>
-            <w:r>
-              <w:rPr>
-                <w:rStyle w:val="5"/>
-                <w:rFonts w:hint="default"/>
-                <w:b w:val="0"/>
-                <w:bCs w:val="0"/>
-                <w:color w:val="auto"/>
-                <w:szCs w:val="21"/>
-                <w:lang w:val="en-US" w:eastAsia="zh-CN"/>
-              </w:rPr>
-              <w:t>（5）监控栈融合、安全加固与系统测试优化（3周）；</w:t>
-            </w:r>
-          </w:p>
-          <w:p>
-            <w:pPr>
-              <w:pStyle w:val="4"/>
-              <w:numPr>
-                <w:ilvl w:val="0"/>
-                <w:numId w:val="0"/>
-              </w:numPr>
-              <w:ind w:leftChars="0"/>
-              <w:jc w:val="left"/>
-              <w:rPr>
-                <w:rStyle w:val="5"/>
-                <w:rFonts w:hint="default"/>
-                <w:b w:val="0"/>
-                <w:bCs w:val="0"/>
-                <w:color w:val="auto"/>
-                <w:szCs w:val="21"/>
-                <w:lang w:val="en-US" w:eastAsia="zh-CN"/>
-              </w:rPr>
-            </w:pPr>
-            <w:r>
-              <w:rPr>
-                <w:rStyle w:val="5"/>
-                <w:rFonts w:hint="default"/>
-                <w:b w:val="0"/>
-                <w:bCs w:val="0"/>
-                <w:color w:val="auto"/>
-                <w:szCs w:val="21"/>
-                <w:lang w:val="en-US" w:eastAsia="zh-CN"/>
-              </w:rPr>
-              <w:t>（6）成果整理、论文撰写与答辩准备（2周）。</w:t>
+              <w:numPr>
+                <w:ilvl w:val="0"/>
+                <w:numId w:val="0"/>
+              </w:numPr>
+              <w:ind w:leftChars="0" w:firstLine="420" w:firstLineChars="200"/>
+              <w:jc w:val="both"/>
+              <w:rPr>
+                <w:rStyle w:val="5"/>
+                <w:rFonts w:hint="eastAsia"/>
+                <w:color w:val="auto"/>
+                <w:szCs w:val="21"/>
+                <w:lang w:val="en-US" w:eastAsia="zh-CN"/>
+              </w:rPr>
+            </w:pPr>
+            <w:r>
+              <w:rPr>
+                <w:rStyle w:val="5"/>
+                <w:rFonts w:hint="eastAsia"/>
+                <w:color w:val="auto"/>
+                <w:szCs w:val="21"/>
+                <w:lang w:val="en-US" w:eastAsia="zh-CN"/>
+              </w:rPr>
+              <w:t xml:space="preserve">1.选题背景与意义；</w:t>
+            </w:r>
+          </w:p>
+          <w:p>
+            <w:pPr>
+              <w:pStyle w:val="4"/>
+              <w:numPr>
+                <w:ilvl w:val="0"/>
+                <w:numId w:val="0"/>
+              </w:numPr>
+              <w:ind w:leftChars="0" w:firstLine="420" w:firstLineChars="200"/>
+              <w:jc w:val="both"/>
+              <w:rPr>
+                <w:rStyle w:val="5"/>
+                <w:rFonts w:hint="eastAsia"/>
+                <w:color w:val="auto"/>
+                <w:szCs w:val="21"/>
+                <w:lang w:val="en-US" w:eastAsia="zh-CN"/>
+              </w:rPr>
+            </w:pPr>
+            <w:r>
+              <w:rPr>
+                <w:rStyle w:val="5"/>
+                <w:rFonts w:hint="eastAsia"/>
+                <w:color w:val="auto"/>
+                <w:szCs w:val="21"/>
+                <w:lang w:val="en-US" w:eastAsia="zh-CN"/>
+              </w:rPr>
+              <w:t xml:space="preserve">随着KVM虚拟化技术的普及，个人开发者、高校实验室等普遍在一台Linux主机上运行多台虚拟机开展开发测试，虚拟机创建繁琐、状态呈现不直观、多人共用缺乏细粒度授权与操作审计等管理问题日益凸显；virt-manager等单机工具功能单薄，OpenStack等重型云平台部署复杂、资源占用高，均难以适配该场景。与此同时，容器化使运维对象扩展到容器，以1Panel为代表的轻量级运维面板随之兴起，但不具备KVM虚拟机管理能力，虚拟化与容器运维两类工具生态相互割裂，统一管理缺口扩大。</w:t>
+            </w:r>
+          </w:p>
+          <w:p>
+            <w:pPr>
+              <w:pStyle w:val="4"/>
+              <w:numPr>
+                <w:ilvl w:val="0"/>
+                <w:numId w:val="0"/>
+              </w:numPr>
+              <w:ind w:leftChars="0" w:firstLine="420" w:firstLineChars="200"/>
+              <w:jc w:val="both"/>
+              <w:rPr>
+                <w:rStyle w:val="5"/>
+                <w:rFonts w:hint="eastAsia"/>
+                <w:color w:val="auto"/>
+                <w:szCs w:val="21"/>
+                <w:lang w:val="en-US" w:eastAsia="zh-CN"/>
+              </w:rPr>
+            </w:pPr>
+            <w:r>
+              <w:rPr>
+                <w:rStyle w:val="5"/>
+                <w:rFonts w:hint="eastAsia"/>
+                <w:color w:val="auto"/>
+                <w:szCs w:val="21"/>
+                <w:lang w:val="en-US" w:eastAsia="zh-CN"/>
+              </w:rPr>
+              <w:t xml:space="preserve">针对上述问题，本课题设计并实现基于KVM的轻量级私有云管理平台，以单二进制提供Web统一入口，实现虚拟机全生命周期管理、网页控制台、三级角色权限与资产授权、操作审计及监控告警闭环，并融合Docker容器管理形成双运行时统一运维面板。研究成果可为小规模多用户环境提供可复用的私有云管理方案，降低私有云建设与使用门槛，具有工程实践价值。</w:t>
+            </w:r>
+          </w:p>
+          <w:p>
+            <w:pPr>
+              <w:pStyle w:val="4"/>
+              <w:numPr>
+                <w:ilvl w:val="0"/>
+                <w:numId w:val="0"/>
+              </w:numPr>
+              <w:ind w:leftChars="0" w:firstLine="420" w:firstLineChars="200"/>
+              <w:jc w:val="both"/>
+              <w:rPr>
+                <w:rStyle w:val="5"/>
+                <w:rFonts w:hint="eastAsia"/>
+                <w:color w:val="auto"/>
+                <w:szCs w:val="21"/>
+                <w:lang w:val="en-US" w:eastAsia="zh-CN"/>
+              </w:rPr>
+            </w:pPr>
+            <w:r>
+              <w:rPr>
+                <w:rStyle w:val="5"/>
+                <w:rFonts w:hint="eastAsia"/>
+                <w:color w:val="auto"/>
+                <w:szCs w:val="21"/>
+                <w:lang w:val="en-US" w:eastAsia="zh-CN"/>
+              </w:rPr>
+              <w:t xml:space="preserve">2.课题内容简述；</w:t>
+            </w:r>
+          </w:p>
+          <w:p>
+            <w:pPr>
+              <w:pStyle w:val="4"/>
+              <w:numPr>
+                <w:ilvl w:val="0"/>
+                <w:numId w:val="0"/>
+              </w:numPr>
+              <w:ind w:leftChars="0" w:firstLine="420" w:firstLineChars="200"/>
+              <w:jc w:val="both"/>
+              <w:rPr>
+                <w:rStyle w:val="5"/>
+                <w:rFonts w:hint="eastAsia"/>
+                <w:color w:val="auto"/>
+                <w:szCs w:val="21"/>
+                <w:lang w:val="en-US" w:eastAsia="zh-CN"/>
+              </w:rPr>
+            </w:pPr>
+            <w:r>
+              <w:rPr>
+                <w:rStyle w:val="5"/>
+                <w:rFonts w:hint="eastAsia"/>
+                <w:color w:val="auto"/>
+                <w:szCs w:val="21"/>
+                <w:lang w:val="en-US" w:eastAsia="zh-CN"/>
+              </w:rPr>
+              <w:t xml:space="preserve">本课题围绕“基于KVM的轻量级私有云管理平台设计与实现”开展需求分析、方案设计、功能实现和测试优化，目标是构建一个部署于Linux主机、以浏览器为统一入口的轻量级私有云管理平台。平台以单二进制交付，资源占用小，可与虚拟机在同一宿主机上共存运行；以KVM/libvirt为虚拟化底座，提供虚拟机全生命周期管理、增量克隆、网页控制台、三级角色权限与资产授权、操作审计及监控告警闭环；同时融合Docker容器管理与应用商店，形成虚拟机与容器双运行时统一运维面板。具体任务如下：</w:t>
+            </w:r>
+          </w:p>
+          <w:p>
+            <w:pPr>
+              <w:pStyle w:val="4"/>
+              <w:numPr>
+                <w:ilvl w:val="0"/>
+                <w:numId w:val="0"/>
+              </w:numPr>
+              <w:ind w:leftChars="0" w:firstLine="420" w:firstLineChars="200"/>
+              <w:jc w:val="both"/>
+              <w:rPr>
+                <w:rStyle w:val="5"/>
+                <w:rFonts w:hint="eastAsia"/>
+                <w:color w:val="auto"/>
+                <w:szCs w:val="21"/>
+                <w:lang w:val="en-US" w:eastAsia="zh-CN"/>
+              </w:rPr>
+            </w:pPr>
+            <w:r>
+              <w:rPr>
+                <w:rStyle w:val="5"/>
+                <w:rFonts w:hint="eastAsia"/>
+                <w:color w:val="auto"/>
+                <w:szCs w:val="21"/>
+                <w:lang w:val="en-US" w:eastAsia="zh-CN"/>
+              </w:rPr>
+              <w:t xml:space="preserve">（1）调研KVM/libvirt虚拟化机制与同类管理平台，明确虚拟机生命周期管理、授权审计、监控告警与容器管理等关键需求，完成需求分析、总体架构、数据库与API接口设计。</w:t>
+            </w:r>
+          </w:p>
+          <w:p>
+            <w:pPr>
+              <w:pStyle w:val="4"/>
+              <w:numPr>
+                <w:ilvl w:val="0"/>
+                <w:numId w:val="0"/>
+              </w:numPr>
+              <w:ind w:leftChars="0" w:firstLine="420" w:firstLineChars="200"/>
+              <w:jc w:val="both"/>
+              <w:rPr>
+                <w:rStyle w:val="5"/>
+                <w:rFonts w:hint="eastAsia"/>
+                <w:color w:val="auto"/>
+                <w:szCs w:val="21"/>
+                <w:lang w:val="en-US" w:eastAsia="zh-CN"/>
+              </w:rPr>
+            </w:pPr>
+            <w:r>
+              <w:rPr>
+                <w:rStyle w:val="5"/>
+                <w:rFonts w:hint="eastAsia"/>
+                <w:color w:val="auto"/>
+                <w:szCs w:val="21"/>
+                <w:lang w:val="en-US" w:eastAsia="zh-CN"/>
+              </w:rPr>
+              <w:t xml:space="preserve">（2）实现基于go-libvirt的虚拟化封装层与异步任务系统，完成虚拟机创建、启停、克隆、快照及磁盘/网卡/CPU/内存热管理等全生命周期功能，支持cloud-init自动初始化与qcow2增量克隆。</w:t>
+            </w:r>
+          </w:p>
+          <w:p>
+            <w:pPr>
+              <w:pStyle w:val="4"/>
+              <w:numPr>
+                <w:ilvl w:val="0"/>
+                <w:numId w:val="0"/>
+              </w:numPr>
+              <w:ind w:leftChars="0" w:firstLine="420" w:firstLineChars="200"/>
+              <w:jc w:val="both"/>
+              <w:rPr>
+                <w:rStyle w:val="5"/>
+                <w:rFonts w:hint="eastAsia"/>
+                <w:color w:val="auto"/>
+                <w:szCs w:val="21"/>
+                <w:lang w:val="en-US" w:eastAsia="zh-CN"/>
+              </w:rPr>
+            </w:pPr>
+            <w:r>
+              <w:rPr>
+                <w:rStyle w:val="5"/>
+                <w:rFonts w:hint="eastAsia"/>
+                <w:color w:val="auto"/>
+                <w:szCs w:val="21"/>
+                <w:lang w:val="en-US" w:eastAsia="zh-CN"/>
+              </w:rPr>
+              <w:t xml:space="preserve">（3）实现存储池、网络、镜像管理及VNC/SSH/串口三类网页控制台；集成Docker容器引擎，实现容器、镜像、网络、卷与compose编排管理并提供应用商店一键部署能力。</w:t>
+            </w:r>
+          </w:p>
+          <w:p>
+            <w:pPr>
+              <w:pStyle w:val="4"/>
+              <w:numPr>
+                <w:ilvl w:val="0"/>
+                <w:numId w:val="0"/>
+              </w:numPr>
+              <w:ind w:leftChars="0" w:firstLine="420" w:firstLineChars="200"/>
+              <w:jc w:val="both"/>
+              <w:rPr>
+                <w:rStyle w:val="5"/>
+                <w:rFonts w:hint="eastAsia"/>
+                <w:color w:val="auto"/>
+                <w:szCs w:val="21"/>
+                <w:lang w:val="en-US" w:eastAsia="zh-CN"/>
+              </w:rPr>
+            </w:pPr>
+            <w:r>
+              <w:rPr>
+                <w:rStyle w:val="5"/>
+                <w:rFonts w:hint="eastAsia"/>
+                <w:color w:val="auto"/>
+                <w:szCs w:val="21"/>
+                <w:lang w:val="en-US" w:eastAsia="zh-CN"/>
+              </w:rPr>
+              <w:t xml:space="preserve">（4）设计JWT认证与三级角色权限（管理员/操作员/只读），借鉴堡垒机思想实现虚拟机资产授权、操作审计、SSH凭据加密托管与安全加固。</w:t>
+            </w:r>
+          </w:p>
+          <w:p>
+            <w:pPr>
+              <w:pStyle w:val="4"/>
+              <w:numPr>
+                <w:ilvl w:val="0"/>
+                <w:numId w:val="0"/>
+              </w:numPr>
+              <w:ind w:leftChars="0" w:firstLine="420" w:firstLineChars="200"/>
+              <w:jc w:val="both"/>
+              <w:rPr>
+                <w:rStyle w:val="5"/>
+                <w:rFonts w:hint="eastAsia"/>
+                <w:color w:val="auto"/>
+                <w:szCs w:val="21"/>
+                <w:lang w:val="en-US" w:eastAsia="zh-CN"/>
+              </w:rPr>
+            </w:pPr>
+            <w:r>
+              <w:rPr>
+                <w:rStyle w:val="5"/>
+                <w:rFonts w:hint="eastAsia"/>
+                <w:color w:val="auto"/>
+                <w:szCs w:val="21"/>
+                <w:lang w:val="en-US" w:eastAsia="zh-CN"/>
+              </w:rPr>
+              <w:t xml:space="preserve">（5）融合Prometheus/Alertmanager/Grafana监控栈，实现指标采集、告警去重与出站通知，并提供计划任务、文件管理、回收站、导出导入等运维配套能力。</w:t>
+            </w:r>
+          </w:p>
+          <w:p>
+            <w:pPr>
+              <w:pStyle w:val="4"/>
+              <w:numPr>
+                <w:ilvl w:val="0"/>
+                <w:numId w:val="0"/>
+              </w:numPr>
+              <w:ind w:leftChars="0" w:firstLine="420" w:firstLineChars="200"/>
+              <w:jc w:val="both"/>
+              <w:rPr>
+                <w:rStyle w:val="5"/>
+                <w:rFonts w:hint="eastAsia"/>
+                <w:color w:val="auto"/>
+                <w:szCs w:val="21"/>
+                <w:lang w:val="en-US" w:eastAsia="zh-CN"/>
+              </w:rPr>
+            </w:pPr>
+            <w:r>
+              <w:rPr>
+                <w:rStyle w:val="5"/>
+                <w:rFonts w:hint="eastAsia"/>
+                <w:color w:val="auto"/>
+                <w:szCs w:val="21"/>
+                <w:lang w:val="en-US" w:eastAsia="zh-CN"/>
+              </w:rPr>
+              <w:t xml:space="preserve">（6）模拟虚拟机异常、资源超限与容器故障等场景，验证告警通知、异步任务调度与故障恢复能力，开展功能、安全与稳定性测试及性能优化。</w:t>
+            </w:r>
+          </w:p>
+          <w:p>
+            <w:pPr>
+              <w:pStyle w:val="4"/>
+              <w:numPr>
+                <w:ilvl w:val="0"/>
+                <w:numId w:val="0"/>
+              </w:numPr>
+              <w:ind w:leftChars="0" w:firstLine="420" w:firstLineChars="200"/>
+              <w:jc w:val="both"/>
+              <w:rPr>
+                <w:rStyle w:val="5"/>
+                <w:rFonts w:hint="eastAsia"/>
+                <w:color w:val="auto"/>
+                <w:szCs w:val="21"/>
+                <w:lang w:val="en-US" w:eastAsia="zh-CN"/>
+              </w:rPr>
+            </w:pPr>
+            <w:r>
+              <w:rPr>
+                <w:rStyle w:val="5"/>
+                <w:rFonts w:hint="eastAsia"/>
+                <w:color w:val="auto"/>
+                <w:szCs w:val="21"/>
+                <w:lang w:val="en-US" w:eastAsia="zh-CN"/>
+              </w:rPr>
+              <w:t xml:space="preserve">3.对专业知识的综合训练情况；</w:t>
+            </w:r>
+          </w:p>
+          <w:p>
+            <w:pPr>
+              <w:pStyle w:val="4"/>
+              <w:numPr>
+                <w:ilvl w:val="0"/>
+                <w:numId w:val="0"/>
+              </w:numPr>
+              <w:ind w:leftChars="0" w:firstLine="420" w:firstLineChars="200"/>
+              <w:jc w:val="both"/>
+              <w:rPr>
+                <w:rStyle w:val="5"/>
+                <w:rFonts w:hint="eastAsia"/>
+                <w:color w:val="auto"/>
+                <w:szCs w:val="21"/>
+                <w:lang w:val="en-US" w:eastAsia="zh-CN"/>
+              </w:rPr>
+            </w:pPr>
+            <w:r>
+              <w:rPr>
+                <w:rStyle w:val="5"/>
+                <w:rFonts w:hint="eastAsia"/>
+                <w:color w:val="auto"/>
+                <w:szCs w:val="21"/>
+                <w:lang w:val="en-US" w:eastAsia="zh-CN"/>
+              </w:rPr>
+              <w:t xml:space="preserve">通过对KVM/libvirt虚拟化原理、Go语言并发编程、Web后端开发、MySQL数据库设计、Vue3前端工程化、Docker容器技术、Prometheus监控运维与Linux安全加固等知识或技术的综合训练，使学生具备独立完成中小规模云管理平台的需求分析、系统设计、编码实现、测试部署与运维保障的能力，使学生达到能够综合运用软件工程专业知识和工程方法解决云计算与系统运维领域复杂工程问题的水平。</w:t>
+            </w:r>
+          </w:p>
+          <w:p>
+            <w:pPr>
+              <w:pStyle w:val="4"/>
+              <w:numPr>
+                <w:ilvl w:val="0"/>
+                <w:numId w:val="0"/>
+              </w:numPr>
+              <w:ind w:leftChars="0" w:firstLine="420" w:firstLineChars="200"/>
+              <w:jc w:val="both"/>
+              <w:rPr>
+                <w:rStyle w:val="5"/>
+                <w:rFonts w:hint="eastAsia"/>
+                <w:color w:val="auto"/>
+                <w:szCs w:val="21"/>
+                <w:lang w:val="en-US" w:eastAsia="zh-CN"/>
+              </w:rPr>
+            </w:pPr>
+            <w:r>
+              <w:rPr>
+                <w:rStyle w:val="5"/>
+                <w:rFonts w:hint="eastAsia"/>
+                <w:color w:val="auto"/>
+                <w:szCs w:val="21"/>
+                <w:lang w:val="en-US" w:eastAsia="zh-CN"/>
+              </w:rPr>
+              <w:t xml:space="preserve">4.开发环境（工具）；</w:t>
+            </w:r>
+          </w:p>
+          <w:p>
+            <w:pPr>
+              <w:pStyle w:val="4"/>
+              <w:numPr>
+                <w:ilvl w:val="0"/>
+                <w:numId w:val="0"/>
+              </w:numPr>
+              <w:ind w:leftChars="0" w:firstLine="420" w:firstLineChars="200"/>
+              <w:jc w:val="both"/>
+              <w:rPr>
+                <w:rStyle w:val="5"/>
+                <w:rFonts w:hint="eastAsia"/>
+                <w:color w:val="auto"/>
+                <w:szCs w:val="21"/>
+                <w:lang w:val="en-US" w:eastAsia="zh-CN"/>
+              </w:rPr>
+            </w:pPr>
+            <w:r>
+              <w:rPr>
+                <w:rStyle w:val="5"/>
+                <w:rFonts w:hint="eastAsia"/>
+                <w:color w:val="auto"/>
+                <w:szCs w:val="21"/>
+                <w:lang w:val="en-US" w:eastAsia="zh-CN"/>
+              </w:rPr>
+              <w:t xml:space="preserve">Ubuntu 26.04-Desktop、KVM/QEMU、libvirt、Go、Gin、GORM、MySQL、Vue 3、Vite、Element Plus、Node.js、xterm.js、noVNC、websockify、Docker/Docker Compose、Prometheus、Alertmanager、Grafana、Loki、Git。</w:t>
+            </w:r>
+          </w:p>
+          <w:p>
+            <w:pPr>
+              <w:pStyle w:val="4"/>
+              <w:numPr>
+                <w:ilvl w:val="0"/>
+                <w:numId w:val="0"/>
+              </w:numPr>
+              <w:ind w:leftChars="0" w:firstLine="420" w:firstLineChars="200"/>
+              <w:jc w:val="both"/>
+              <w:rPr>
+                <w:rStyle w:val="5"/>
+                <w:rFonts w:hint="eastAsia"/>
+                <w:color w:val="auto"/>
+                <w:szCs w:val="21"/>
+                <w:lang w:val="en-US" w:eastAsia="zh-CN"/>
+              </w:rPr>
+            </w:pPr>
+            <w:r>
+              <w:rPr>
+                <w:rStyle w:val="5"/>
+                <w:rFonts w:hint="eastAsia"/>
+                <w:color w:val="auto"/>
+                <w:szCs w:val="21"/>
+                <w:lang w:val="en-US" w:eastAsia="zh-CN"/>
+              </w:rPr>
+              <w:t xml:space="preserve">5.工作量（预计完成所需周数）；</w:t>
+            </w:r>
+          </w:p>
+          <w:p>
+            <w:pPr>
+              <w:pStyle w:val="4"/>
+              <w:numPr>
+                <w:ilvl w:val="0"/>
+                <w:numId w:val="0"/>
+              </w:numPr>
+              <w:ind w:leftChars="0" w:firstLine="420" w:firstLineChars="200"/>
+              <w:jc w:val="both"/>
+              <w:rPr>
+                <w:rStyle w:val="5"/>
+                <w:rFonts w:hint="eastAsia"/>
+                <w:color w:val="auto"/>
+                <w:szCs w:val="21"/>
+                <w:lang w:val="en-US" w:eastAsia="zh-CN"/>
+              </w:rPr>
+            </w:pPr>
+            <w:r>
+              <w:rPr>
+                <w:rStyle w:val="5"/>
+                <w:rFonts w:hint="eastAsia"/>
+                <w:color w:val="auto"/>
+                <w:szCs w:val="21"/>
+                <w:lang w:val="en-US" w:eastAsia="zh-CN"/>
+              </w:rPr>
+              <w:t xml:space="preserve">（1）需求调研与开题论证（2周）；</w:t>
+            </w:r>
+          </w:p>
+          <w:p>
+            <w:pPr>
+              <w:pStyle w:val="4"/>
+              <w:numPr>
+                <w:ilvl w:val="0"/>
+                <w:numId w:val="0"/>
+              </w:numPr>
+              <w:ind w:leftChars="0" w:firstLine="420" w:firstLineChars="200"/>
+              <w:jc w:val="both"/>
+              <w:rPr>
+                <w:rStyle w:val="5"/>
+                <w:rFonts w:hint="eastAsia"/>
+                <w:color w:val="auto"/>
+                <w:szCs w:val="21"/>
+                <w:lang w:val="en-US" w:eastAsia="zh-CN"/>
+              </w:rPr>
+            </w:pPr>
+            <w:r>
+              <w:rPr>
+                <w:rStyle w:val="5"/>
+                <w:rFonts w:hint="eastAsia"/>
+                <w:color w:val="auto"/>
+                <w:szCs w:val="21"/>
+                <w:lang w:val="en-US" w:eastAsia="zh-CN"/>
+              </w:rPr>
+              <w:t xml:space="preserve">（2）总体架构与数据库、接口详细设计（2周）；</w:t>
+            </w:r>
+          </w:p>
+          <w:p>
+            <w:pPr>
+              <w:pStyle w:val="4"/>
+              <w:numPr>
+                <w:ilvl w:val="0"/>
+                <w:numId w:val="0"/>
+              </w:numPr>
+              <w:ind w:leftChars="0" w:firstLine="420" w:firstLineChars="200"/>
+              <w:jc w:val="both"/>
+              <w:rPr>
+                <w:rStyle w:val="5"/>
+                <w:rFonts w:hint="eastAsia"/>
+                <w:color w:val="auto"/>
+                <w:szCs w:val="21"/>
+                <w:lang w:val="en-US" w:eastAsia="zh-CN"/>
+              </w:rPr>
+            </w:pPr>
+            <w:r>
+              <w:rPr>
+                <w:rStyle w:val="5"/>
+                <w:rFonts w:hint="eastAsia"/>
+                <w:color w:val="auto"/>
+                <w:szCs w:val="21"/>
+                <w:lang w:val="en-US" w:eastAsia="zh-CN"/>
+              </w:rPr>
+              <w:t xml:space="preserve">（3）虚拟化封装层与虚拟机生命周期、镜像/存储/网络/快照功能实现（5周）；</w:t>
+            </w:r>
+          </w:p>
+          <w:p>
+            <w:pPr>
+              <w:pStyle w:val="4"/>
+              <w:numPr>
+                <w:ilvl w:val="0"/>
+                <w:numId w:val="0"/>
+              </w:numPr>
+              <w:ind w:leftChars="0" w:firstLine="420" w:firstLineChars="200"/>
+              <w:jc w:val="both"/>
+              <w:rPr>
+                <w:rStyle w:val="5"/>
+                <w:rFonts w:hint="eastAsia"/>
+                <w:color w:val="auto"/>
+                <w:szCs w:val="21"/>
+                <w:lang w:val="en-US" w:eastAsia="zh-CN"/>
+              </w:rPr>
+            </w:pPr>
+            <w:r>
+              <w:rPr>
+                <w:rStyle w:val="5"/>
+                <w:rFonts w:hint="eastAsia"/>
+                <w:color w:val="auto"/>
+                <w:szCs w:val="21"/>
+                <w:lang w:val="en-US" w:eastAsia="zh-CN"/>
+              </w:rPr>
+              <w:t xml:space="preserve">（4）认证授权、资产授权、网页控制台与运维面板（容器管理、应用商店、计划任务、文件管理等）实现（3周）；</w:t>
+            </w:r>
+          </w:p>
+          <w:p>
+            <w:pPr>
+              <w:pStyle w:val="4"/>
+              <w:numPr>
+                <w:ilvl w:val="0"/>
+                <w:numId w:val="0"/>
+              </w:numPr>
+              <w:ind w:leftChars="0" w:firstLine="420" w:firstLineChars="200"/>
+              <w:jc w:val="both"/>
+              <w:rPr>
+                <w:rStyle w:val="5"/>
+                <w:rFonts w:hint="eastAsia"/>
+                <w:color w:val="auto"/>
+                <w:szCs w:val="21"/>
+                <w:lang w:val="en-US" w:eastAsia="zh-CN"/>
+              </w:rPr>
+            </w:pPr>
+            <w:r>
+              <w:rPr>
+                <w:rStyle w:val="5"/>
+                <w:rFonts w:hint="eastAsia"/>
+                <w:color w:val="auto"/>
+                <w:szCs w:val="21"/>
+                <w:lang w:val="en-US" w:eastAsia="zh-CN"/>
+              </w:rPr>
+              <w:t xml:space="preserve">（5）监控栈融合、安全加固与系统测试优化（3周）；</w:t>
+            </w:r>
+          </w:p>
+          <w:p>
+            <w:pPr>
+              <w:pStyle w:val="4"/>
+              <w:numPr>
+                <w:ilvl w:val="0"/>
+                <w:numId w:val="0"/>
+              </w:numPr>
+              <w:ind w:leftChars="0" w:firstLine="420" w:firstLineChars="200"/>
+              <w:jc w:val="both"/>
+              <w:rPr>
+                <w:rStyle w:val="5"/>
+                <w:rFonts w:hint="eastAsia"/>
+                <w:color w:val="auto"/>
+                <w:szCs w:val="21"/>
+                <w:lang w:val="en-US" w:eastAsia="zh-CN"/>
+              </w:rPr>
+            </w:pPr>
+            <w:r>
+              <w:rPr>
+                <w:rStyle w:val="5"/>
+                <w:rFonts w:hint="eastAsia"/>
+                <w:color w:val="auto"/>
+                <w:szCs w:val="21"/>
+                <w:lang w:val="en-US" w:eastAsia="zh-CN"/>
+              </w:rPr>
+              <w:t xml:space="preserve">（6）成果整理、论文撰写与答辩准备（2周）。</w:t>
             </w:r>
           </w:p>
         </w:tc>
@@ -1417,78 +1312,170 @@
           </w:tcPr>
           <w:p>
             <w:pPr>
-              <w:jc w:val="left"/>
-              <w:rPr>
-                <w:rFonts w:ascii="宋体" w:hAnsi="宋体"/>
-                <w:bCs/>
-                <w:sz w:val="24"/>
-              </w:rPr>
-            </w:pPr>
-            <w:r>
-              <w:rPr>
-                <w:u w:val="none"/>
-              </w:rPr>
-              <w:t>第1—2周　搜集资料、需求调研，撰写并完善开题报告</w:t>
-            </w:r>
-            <w:r>
-              <w:rPr>
-                <w:u w:val="none"/>
-              </w:rPr>
-              <w:br w:type="textWrapping"/>
-            </w:r>
-            <w:r>
-              <w:rPr>
-                <w:u w:val="none"/>
-              </w:rPr>
-              <w:t>第3—4周　完成总体架构、数据库与 API 接口设计</w:t>
-            </w:r>
-            <w:r>
-              <w:rPr>
-                <w:u w:val="none"/>
-              </w:rPr>
-              <w:br w:type="textWrapping"/>
-            </w:r>
-            <w:r>
-              <w:rPr>
-                <w:u w:val="none"/>
-              </w:rPr>
-              <w:t>第5—9周　实现虚拟化封装层与虚拟机生命周期、镜像/存储/网络/快照等功能，记录配置与实施过程</w:t>
-            </w:r>
-            <w:r>
-              <w:rPr>
-                <w:u w:val="none"/>
-              </w:rPr>
-              <w:br w:type="textWrapping"/>
-            </w:r>
-            <w:r>
-              <w:rPr>
-                <w:u w:val="none"/>
-              </w:rPr>
-              <w:t>第10—12周　完成三级角色权限、资产授权、异步任务与网页控制台</w:t>
-            </w:r>
-            <w:r>
-              <w:rPr>
-                <w:u w:val="none"/>
-              </w:rPr>
-              <w:br w:type="textWrapping"/>
-            </w:r>
-            <w:r>
-              <w:rPr>
-                <w:u w:val="none"/>
-              </w:rPr>
-              <w:t>第13—15周　融合监控栈，开展功能、安全与稳定性测试，分析结果并优化</w:t>
-            </w:r>
-            <w:r>
-              <w:rPr>
-                <w:u w:val="none"/>
-              </w:rPr>
-              <w:br w:type="textWrapping"/>
-            </w:r>
-            <w:r>
-              <w:rPr>
-                <w:u w:val="none"/>
-              </w:rPr>
-              <w:t>第16—17周　整理成果，完成论文修订、定稿和最终答辩</w:t>
+              <w:pStyle w:val="4"/>
+              <w:numPr>
+                <w:ilvl w:val="0"/>
+                <w:numId w:val="0"/>
+              </w:numPr>
+              <w:ind w:leftChars="0" w:firstLine="420" w:firstLineChars="200"/>
+              <w:jc w:val="both"/>
+              <w:rPr>
+                <w:rStyle w:val="5"/>
+                <w:rFonts w:hint="eastAsia"/>
+                <w:color w:val="auto"/>
+                <w:szCs w:val="21"/>
+                <w:lang w:val="en-US" w:eastAsia="zh-CN"/>
+              </w:rPr>
+            </w:pPr>
+            <w:r>
+              <w:rPr>
+                <w:rStyle w:val="5"/>
+                <w:rFonts w:hint="eastAsia"/>
+                <w:color w:val="auto"/>
+                <w:szCs w:val="21"/>
+                <w:lang w:val="en-US" w:eastAsia="zh-CN"/>
+              </w:rPr>
+              <w:t xml:space="preserve">2026.09.21 ~ 2026.11.08　搜集资料，需求调研，撰写开题报告</w:t>
+            </w:r>
+          </w:p>
+          <w:p>
+            <w:pPr>
+              <w:pStyle w:val="4"/>
+              <w:numPr>
+                <w:ilvl w:val="0"/>
+                <w:numId w:val="0"/>
+              </w:numPr>
+              <w:ind w:leftChars="0" w:firstLine="420" w:firstLineChars="200"/>
+              <w:jc w:val="both"/>
+              <w:rPr>
+                <w:rStyle w:val="5"/>
+                <w:rFonts w:hint="eastAsia"/>
+                <w:color w:val="auto"/>
+                <w:szCs w:val="21"/>
+                <w:lang w:val="en-US" w:eastAsia="zh-CN"/>
+              </w:rPr>
+            </w:pPr>
+            <w:r>
+              <w:rPr>
+                <w:rStyle w:val="5"/>
+                <w:rFonts w:hint="eastAsia"/>
+                <w:color w:val="auto"/>
+                <w:szCs w:val="21"/>
+                <w:lang w:val="en-US" w:eastAsia="zh-CN"/>
+              </w:rPr>
+              <w:t xml:space="preserve">2026.11.09 ~ 2026.11.22　开题答辩</w:t>
+            </w:r>
+          </w:p>
+          <w:p>
+            <w:pPr>
+              <w:pStyle w:val="4"/>
+              <w:numPr>
+                <w:ilvl w:val="0"/>
+                <w:numId w:val="0"/>
+              </w:numPr>
+              <w:ind w:leftChars="0" w:firstLine="420" w:firstLineChars="200"/>
+              <w:jc w:val="both"/>
+              <w:rPr>
+                <w:rStyle w:val="5"/>
+                <w:rFonts w:hint="eastAsia"/>
+                <w:color w:val="auto"/>
+                <w:szCs w:val="21"/>
+                <w:lang w:val="en-US" w:eastAsia="zh-CN"/>
+              </w:rPr>
+            </w:pPr>
+            <w:r>
+              <w:rPr>
+                <w:rStyle w:val="5"/>
+                <w:rFonts w:hint="eastAsia"/>
+                <w:color w:val="auto"/>
+                <w:szCs w:val="21"/>
+                <w:lang w:val="en-US" w:eastAsia="zh-CN"/>
+              </w:rPr>
+              <w:t xml:space="preserve">2026.11.23 ~ 2027.03.14　项目设计、开发</w:t>
+            </w:r>
+          </w:p>
+          <w:p>
+            <w:pPr>
+              <w:pStyle w:val="4"/>
+              <w:numPr>
+                <w:ilvl w:val="0"/>
+                <w:numId w:val="0"/>
+              </w:numPr>
+              <w:ind w:leftChars="0" w:firstLine="420" w:firstLineChars="200"/>
+              <w:jc w:val="both"/>
+              <w:rPr>
+                <w:rStyle w:val="5"/>
+                <w:rFonts w:hint="eastAsia"/>
+                <w:color w:val="auto"/>
+                <w:szCs w:val="21"/>
+                <w:lang w:val="en-US" w:eastAsia="zh-CN"/>
+              </w:rPr>
+            </w:pPr>
+            <w:r>
+              <w:rPr>
+                <w:rStyle w:val="5"/>
+                <w:rFonts w:hint="eastAsia"/>
+                <w:color w:val="auto"/>
+                <w:szCs w:val="21"/>
+                <w:lang w:val="en-US" w:eastAsia="zh-CN"/>
+              </w:rPr>
+              <w:t xml:space="preserve">2027.03.15 ~ 2027.04.11　中期检查，论文初稿提交</w:t>
+            </w:r>
+          </w:p>
+          <w:p>
+            <w:pPr>
+              <w:pStyle w:val="4"/>
+              <w:numPr>
+                <w:ilvl w:val="0"/>
+                <w:numId w:val="0"/>
+              </w:numPr>
+              <w:ind w:leftChars="0" w:firstLine="420" w:firstLineChars="200"/>
+              <w:jc w:val="both"/>
+              <w:rPr>
+                <w:rStyle w:val="5"/>
+                <w:rFonts w:hint="eastAsia"/>
+                <w:color w:val="auto"/>
+                <w:szCs w:val="21"/>
+                <w:lang w:val="en-US" w:eastAsia="zh-CN"/>
+              </w:rPr>
+            </w:pPr>
+            <w:r>
+              <w:rPr>
+                <w:rStyle w:val="5"/>
+                <w:rFonts w:hint="eastAsia"/>
+                <w:color w:val="auto"/>
+                <w:szCs w:val="21"/>
+                <w:lang w:val="en-US" w:eastAsia="zh-CN"/>
+              </w:rPr>
+              <w:t xml:space="preserve">2027.04.12 ~ 2027.05.16　项目测试，论文修订并定稿</w:t>
+            </w:r>
+          </w:p>
+          <w:p>
+            <w:pPr>
+              <w:pStyle w:val="4"/>
+              <w:numPr>
+                <w:ilvl w:val="0"/>
+                <w:numId w:val="0"/>
+              </w:numPr>
+              <w:ind w:leftChars="0" w:firstLine="420" w:firstLineChars="200"/>
+              <w:jc w:val="both"/>
+              <w:rPr>
+                <w:rStyle w:val="5"/>
+                <w:rFonts w:hint="eastAsia"/>
+                <w:color w:val="auto"/>
+                <w:szCs w:val="21"/>
+                <w:lang w:val="en-US" w:eastAsia="zh-CN"/>
+              </w:rPr>
+            </w:pPr>
+            <w:r>
+              <w:rPr>
+                <w:rStyle w:val="5"/>
+                <w:rFonts w:hint="eastAsia"/>
+                <w:color w:val="auto"/>
+                <w:szCs w:val="21"/>
+                <w:lang w:val="en-US" w:eastAsia="zh-CN"/>
+              </w:rPr>
+              <w:t xml:space="preserve">2027.05.17 ~ 2027.06.06　最终答辩</w:t>
             </w:r>
           </w:p>
         </w:tc>
@@ -1567,112 +1554,170 @@
           </w:tcPr>
           <w:p>
             <w:pPr>
-              <w:numPr>
-                <w:ilvl w:val="0"/>
-                <w:numId w:val="0"/>
-              </w:numPr>
-              <w:jc w:val="left"/>
-              <w:rPr>
-                <w:rFonts w:hint="eastAsia" w:ascii="宋体" w:hAnsi="宋体" w:eastAsia="宋体"/>
-                <w:bCs/>
-                <w:szCs w:val="21"/>
-              </w:rPr>
-            </w:pPr>
-            <w:r>
-              <w:rPr>
-                <w:rFonts w:hint="eastAsia" w:ascii="宋体" w:hAnsi="宋体" w:eastAsia="宋体"/>
-                <w:bCs/>
-                <w:szCs w:val="21"/>
-              </w:rPr>
-              <w:t>[1] libvirt Project. libvirt Documentation[EB/OL]. [2026-09-13]. https://libvirt.org/docs.html</w:t>
-            </w:r>
-          </w:p>
-          <w:p>
-            <w:pPr>
-              <w:numPr>
-                <w:ilvl w:val="0"/>
-                <w:numId w:val="0"/>
-              </w:numPr>
-              <w:jc w:val="left"/>
-              <w:rPr>
-                <w:rFonts w:hint="eastAsia" w:ascii="宋体" w:hAnsi="宋体" w:eastAsia="宋体"/>
-                <w:bCs/>
-                <w:szCs w:val="21"/>
-              </w:rPr>
-            </w:pPr>
-            <w:r>
-              <w:rPr>
-                <w:rFonts w:hint="eastAsia" w:ascii="宋体" w:hAnsi="宋体" w:eastAsia="宋体"/>
-                <w:bCs/>
-                <w:szCs w:val="21"/>
-              </w:rPr>
-              <w:t>[2] KVM Project. Kernel Based Virtual Machine Documentation[EB/OL]. [2026-09-13]. https://www.linux-kvm.org/page/Documents</w:t>
-            </w:r>
-          </w:p>
-          <w:p>
-            <w:pPr>
-              <w:numPr>
-                <w:ilvl w:val="0"/>
-                <w:numId w:val="0"/>
-              </w:numPr>
-              <w:jc w:val="left"/>
-              <w:rPr>
-                <w:rFonts w:hint="eastAsia" w:ascii="宋体" w:hAnsi="宋体" w:eastAsia="宋体"/>
-                <w:bCs/>
-                <w:szCs w:val="21"/>
-              </w:rPr>
-            </w:pPr>
-            <w:r>
-              <w:rPr>
-                <w:rFonts w:hint="eastAsia" w:ascii="宋体" w:hAnsi="宋体" w:eastAsia="宋体"/>
-                <w:bCs/>
-                <w:szCs w:val="21"/>
-              </w:rPr>
-              <w:t>[3] The Go Authors. The Go Programming Language Documentation[EB/OL]. [2026-09-13]. https://go.dev/doc/</w:t>
-            </w:r>
-          </w:p>
-          <w:p>
-            <w:pPr>
-              <w:numPr>
-                <w:ilvl w:val="0"/>
-                <w:numId w:val="0"/>
-              </w:numPr>
-              <w:jc w:val="left"/>
-              <w:rPr>
-                <w:rFonts w:hint="eastAsia" w:ascii="宋体" w:hAnsi="宋体" w:eastAsia="宋体"/>
-                <w:bCs/>
-                <w:szCs w:val="21"/>
-              </w:rPr>
-            </w:pPr>
-            <w:r>
-              <w:rPr>
-                <w:rFonts w:hint="eastAsia" w:ascii="宋体" w:hAnsi="宋体" w:eastAsia="宋体"/>
-                <w:bCs/>
-                <w:szCs w:val="21"/>
-              </w:rPr>
-              <w:t>[4] Prometheus Authors. Prometheus Documentation[EB/OL]. [2026-09-13]. https://prometheus.io/docs/</w:t>
-            </w:r>
-          </w:p>
-          <w:p>
-            <w:pPr>
-              <w:numPr>
-                <w:ilvl w:val="0"/>
-                <w:numId w:val="0"/>
-              </w:numPr>
-              <w:jc w:val="left"/>
-              <w:rPr>
-                <w:rFonts w:hint="eastAsia" w:ascii="宋体" w:hAnsi="宋体" w:eastAsia="宋体"/>
-                <w:bCs/>
-                <w:szCs w:val="21"/>
-              </w:rPr>
-            </w:pPr>
-            <w:r>
-              <w:rPr>
-                <w:rFonts w:hint="eastAsia" w:ascii="宋体" w:hAnsi="宋体" w:eastAsia="宋体"/>
-                <w:bCs/>
-                <w:szCs w:val="21"/>
-              </w:rPr>
-              <w:t>[5] GORM Authors. GORM Documentation[EB/OL]. [2026-09-13]. https://gorm.io/docs/</w:t>
+              <w:pStyle w:val="4"/>
+              <w:numPr>
+                <w:ilvl w:val="0"/>
+                <w:numId w:val="0"/>
+              </w:numPr>
+              <w:ind w:leftChars="0" w:firstLine="420" w:firstLineChars="200"/>
+              <w:jc w:val="both"/>
+              <w:rPr>
+                <w:rStyle w:val="5"/>
+                <w:rFonts w:hint="eastAsia"/>
+                <w:color w:val="auto"/>
+                <w:szCs w:val="21"/>
+                <w:lang w:val="en-US" w:eastAsia="zh-CN"/>
+              </w:rPr>
+            </w:pPr>
+            <w:r>
+              <w:rPr>
+                <w:rStyle w:val="5"/>
+                <w:rFonts w:hint="eastAsia"/>
+                <w:color w:val="auto"/>
+                <w:szCs w:val="21"/>
+                <w:lang w:val="en-US" w:eastAsia="zh-CN"/>
+              </w:rPr>
+              <w:t xml:space="preserve">[1] 马丽丽. Linux虚拟化技术实现机制与性能对比分析[J]. 电脑知识与技术, 2025, 21(17): 72-74.</w:t>
+            </w:r>
+          </w:p>
+          <w:p>
+            <w:pPr>
+              <w:pStyle w:val="4"/>
+              <w:numPr>
+                <w:ilvl w:val="0"/>
+                <w:numId w:val="0"/>
+              </w:numPr>
+              <w:ind w:leftChars="0" w:firstLine="420" w:firstLineChars="200"/>
+              <w:jc w:val="both"/>
+              <w:rPr>
+                <w:rStyle w:val="5"/>
+                <w:rFonts w:hint="eastAsia"/>
+                <w:color w:val="auto"/>
+                <w:szCs w:val="21"/>
+                <w:lang w:val="en-US" w:eastAsia="zh-CN"/>
+              </w:rPr>
+            </w:pPr>
+            <w:r>
+              <w:rPr>
+                <w:rStyle w:val="5"/>
+                <w:rFonts w:hint="eastAsia"/>
+                <w:color w:val="auto"/>
+                <w:szCs w:val="21"/>
+                <w:lang w:val="en-US" w:eastAsia="zh-CN"/>
+              </w:rPr>
+              <w:t xml:space="preserve">[2] 曹炳尧, 柏杰, 候佩儒. 具备虚实可靠性监控的实验室私有云设计与实现[J]. 工业控制计算机, 2022, 35(7): 106-108.</w:t>
+            </w:r>
+          </w:p>
+          <w:p>
+            <w:pPr>
+              <w:pStyle w:val="4"/>
+              <w:numPr>
+                <w:ilvl w:val="0"/>
+                <w:numId w:val="0"/>
+              </w:numPr>
+              <w:ind w:leftChars="0" w:firstLine="420" w:firstLineChars="200"/>
+              <w:jc w:val="both"/>
+              <w:rPr>
+                <w:rStyle w:val="5"/>
+                <w:rFonts w:hint="eastAsia"/>
+                <w:color w:val="auto"/>
+                <w:szCs w:val="21"/>
+                <w:lang w:val="en-US" w:eastAsia="zh-CN"/>
+              </w:rPr>
+            </w:pPr>
+            <w:r>
+              <w:rPr>
+                <w:rStyle w:val="5"/>
+                <w:rFonts w:hint="eastAsia"/>
+                <w:color w:val="auto"/>
+                <w:szCs w:val="21"/>
+                <w:lang w:val="en-US" w:eastAsia="zh-CN"/>
+              </w:rPr>
+              <w:t xml:space="preserve">[3] 陈雪华, 倪蕾, 刘喆, 等. 一种私有云监控系统及方法[J]. 计算机与网络, 2026, 52(1): 8-18.</w:t>
+            </w:r>
+          </w:p>
+          <w:p>
+            <w:pPr>
+              <w:pStyle w:val="4"/>
+              <w:numPr>
+                <w:ilvl w:val="0"/>
+                <w:numId w:val="0"/>
+              </w:numPr>
+              <w:ind w:leftChars="0" w:firstLine="420" w:firstLineChars="200"/>
+              <w:jc w:val="both"/>
+              <w:rPr>
+                <w:rStyle w:val="5"/>
+                <w:rFonts w:hint="eastAsia"/>
+                <w:color w:val="auto"/>
+                <w:szCs w:val="21"/>
+                <w:lang w:val="en-US" w:eastAsia="zh-CN"/>
+              </w:rPr>
+            </w:pPr>
+            <w:r>
+              <w:rPr>
+                <w:rStyle w:val="5"/>
+                <w:rFonts w:hint="eastAsia"/>
+                <w:color w:val="auto"/>
+                <w:szCs w:val="21"/>
+                <w:lang w:val="en-US" w:eastAsia="zh-CN"/>
+              </w:rPr>
+              <w:t xml:space="preserve">[4] 曹籽文, 李晓禹, 付军涛, 等. 基于Kubernetes的容器云平台高可用性架构设计与实现[J]. 数字技术与应用, 2025, 43(8): 188-190.</w:t>
+            </w:r>
+          </w:p>
+          <w:p>
+            <w:pPr>
+              <w:pStyle w:val="4"/>
+              <w:numPr>
+                <w:ilvl w:val="0"/>
+                <w:numId w:val="0"/>
+              </w:numPr>
+              <w:ind w:leftChars="0" w:firstLine="420" w:firstLineChars="200"/>
+              <w:jc w:val="both"/>
+              <w:rPr>
+                <w:rStyle w:val="5"/>
+                <w:rFonts w:hint="eastAsia"/>
+                <w:color w:val="auto"/>
+                <w:szCs w:val="21"/>
+                <w:lang w:val="en-US" w:eastAsia="zh-CN"/>
+              </w:rPr>
+            </w:pPr>
+            <w:r>
+              <w:rPr>
+                <w:rStyle w:val="5"/>
+                <w:rFonts w:hint="eastAsia"/>
+                <w:color w:val="auto"/>
+                <w:szCs w:val="21"/>
+                <w:lang w:val="en-US" w:eastAsia="zh-CN"/>
+              </w:rPr>
+              <w:t xml:space="preserve">[5] DJORDJEVIC B, TIMCENKO V, KRALJEVIC N, et al. File System Performance Comparison in Full Hardware Virtualization with ESXi, KVM, Hyper-V and Xen Hypervisors[J]. Advances in Electrical and Computer Engineering, 2021, 21(1): 11-20.</w:t>
+            </w:r>
+          </w:p>
+          <w:p>
+            <w:pPr>
+              <w:pStyle w:val="4"/>
+              <w:numPr>
+                <w:ilvl w:val="0"/>
+                <w:numId w:val="0"/>
+              </w:numPr>
+              <w:ind w:leftChars="0" w:firstLine="420" w:firstLineChars="200"/>
+              <w:jc w:val="both"/>
+              <w:rPr>
+                <w:rStyle w:val="5"/>
+                <w:rFonts w:hint="eastAsia"/>
+                <w:color w:val="auto"/>
+                <w:szCs w:val="21"/>
+                <w:lang w:val="en-US" w:eastAsia="zh-CN"/>
+              </w:rPr>
+            </w:pPr>
+            <w:r>
+              <w:rPr>
+                <w:rStyle w:val="5"/>
+                <w:rFonts w:hint="eastAsia"/>
+                <w:color w:val="auto"/>
+                <w:szCs w:val="21"/>
+                <w:lang w:val="en-US" w:eastAsia="zh-CN"/>
+              </w:rPr>
+              <w:t xml:space="preserve">[6] MONDAL S K, ZHENG Z, CHENG Y. On the Optimization of Kubernetes toward the Enhancement of Cloud Computing[J]. Mathematics, 2024, 12(16): 2476.</w:t>
             </w:r>
           </w:p>
         </w:tc>
@@ -1754,10 +1799,20 @@
               <w:jc w:val="center"/>
               <w:rPr>
                 <w:rFonts w:ascii="宋体" w:hAnsi="宋体"/>
-                <w:bCs/>
-                <w:sz w:val="24"/>
-              </w:rPr>
-            </w:pPr>
+                <w:b/>
+                <w:bCs/>
+                <w:sz w:val="24"/>
+              </w:rPr>
+            </w:pPr>
+            <w:r>
+              <w:rPr>
+                <w:rFonts w:hint="eastAsia" w:ascii="宋体" w:hAnsi="宋体"/>
+                <w:b/>
+                <w:bCs/>
+                <w:sz w:val="24"/>
+              </w:rPr>
+              <w:t xml:space="preserve">2026.09.21 ~ 2027.06.06</w:t>
+            </w:r>
           </w:p>
         </w:tc>
       </w:tr>

--- a/docs/任务书-基于KVM的轻量级私有云管理平台设计与实现.docx
+++ b/docs/任务书-基于KVM的轻量级私有云管理平台设计与实现.docx
@@ -693,35 +693,35 @@
                 <w:szCs w:val="21"/>
                 <w:lang w:val="en-US" w:eastAsia="zh-CN"/>
               </w:rPr>
-              <w:t xml:space="preserve">随着KVM虚拟化技术的普及，个人开发者、高校实验室等普遍在一台Linux主机上运行多台虚拟机开展开发测试，虚拟机创建繁琐、状态呈现不直观、多人共用缺乏细粒度授权与操作审计等管理问题日益凸显；virt-manager等单机工具功能单薄，OpenStack等重型云平台部署复杂、资源占用高，均难以适配该场景。与此同时，容器化使运维对象扩展到容器，以1Panel为代表的轻量级运维面板随之兴起，但不具备KVM虚拟机管理能力，虚拟化与容器运维两类工具生态相互割裂，统一管理缺口扩大。</w:t>
-            </w:r>
-          </w:p>
-          <w:p>
-            <w:pPr>
-              <w:pStyle w:val="4"/>
-              <w:numPr>
-                <w:ilvl w:val="0"/>
-                <w:numId w:val="0"/>
-              </w:numPr>
-              <w:ind w:leftChars="0" w:firstLine="420" w:firstLineChars="200"/>
-              <w:jc w:val="both"/>
-              <w:rPr>
-                <w:rStyle w:val="5"/>
-                <w:rFonts w:hint="eastAsia"/>
-                <w:color w:val="auto"/>
-                <w:szCs w:val="21"/>
-                <w:lang w:val="en-US" w:eastAsia="zh-CN"/>
-              </w:rPr>
-            </w:pPr>
-            <w:r>
-              <w:rPr>
-                <w:rStyle w:val="5"/>
-                <w:rFonts w:hint="eastAsia"/>
-                <w:color w:val="auto"/>
-                <w:szCs w:val="21"/>
-                <w:lang w:val="en-US" w:eastAsia="zh-CN"/>
-              </w:rPr>
-              <w:t xml:space="preserve">针对上述问题，本课题设计并实现基于KVM的轻量级私有云管理平台，以单二进制提供Web统一入口，实现虚拟机全生命周期管理、网页控制台、三级角色权限与资产授权、操作审计及监控告警闭环，并融合Docker容器管理形成双运行时统一运维面板。研究成果可为小规模多用户环境提供可复用的私有云管理方案，降低私有云建设与使用门槛，具有工程实践价值。</w:t>
+              <w:t xml:space="preserve">随着KVM虚拟化技术的普及，个人开发者与高校实验室普遍在一台Linux主机上运行多台虚拟机开展开发测试，对便捷创建部署、直观状态监控、安全授权与操作审计提出了管理需求。然而，virt-manager等桌面工具依赖本机图形环境、功能单一，OpenStack等重型云平台部署复杂、资源占用高，均难以满足此类需求；另一方面，容器化使运维对象扩展到容器，以1Panel为代表的轻量级运维面板虽简化了容器管理，却不支持KVM虚拟机，虚拟化与容器运维依旧割裂。</w:t>
+            </w:r>
+          </w:p>
+          <w:p>
+            <w:pPr>
+              <w:pStyle w:val="4"/>
+              <w:numPr>
+                <w:ilvl w:val="0"/>
+                <w:numId w:val="0"/>
+              </w:numPr>
+              <w:ind w:leftChars="0" w:firstLine="420" w:firstLineChars="200"/>
+              <w:jc w:val="both"/>
+              <w:rPr>
+                <w:rStyle w:val="5"/>
+                <w:rFonts w:hint="eastAsia"/>
+                <w:color w:val="auto"/>
+                <w:szCs w:val="21"/>
+                <w:lang w:val="en-US" w:eastAsia="zh-CN"/>
+              </w:rPr>
+            </w:pPr>
+            <w:r>
+              <w:rPr>
+                <w:rStyle w:val="5"/>
+                <w:rFonts w:hint="eastAsia"/>
+                <w:color w:val="auto"/>
+                <w:szCs w:val="21"/>
+                <w:lang w:val="en-US" w:eastAsia="zh-CN"/>
+              </w:rPr>
+              <w:t xml:space="preserve">针对上述问题，本课题设计并实现基于KVM的轻量级私有云管理平台：以浏览器为统一入口，提供虚拟机全生命周期管理、网页控制台、三级角色权限与资产授权、操作审计及监控告警能力，并融合Docker容器管理，实现虚拟机与容器的统一运维。平台部署轻量，可与虚拟机共存于同一宿主机，适合个人开发者与高校实验室等小规模多用户环境，对降低私有云的建设与使用门槛具有工程实践价值。</w:t>
             </w:r>
           </w:p>
           <w:p>
@@ -777,175 +777,175 @@
                 <w:szCs w:val="21"/>
                 <w:lang w:val="en-US" w:eastAsia="zh-CN"/>
               </w:rPr>
-              <w:t xml:space="preserve">本课题围绕“基于KVM的轻量级私有云管理平台设计与实现”开展需求分析、方案设计、功能实现和测试优化，目标是构建一个部署于Linux主机、以浏览器为统一入口的轻量级私有云管理平台。平台以单二进制交付，资源占用小，可与虚拟机在同一宿主机上共存运行；以KVM/libvirt为虚拟化底座，提供虚拟机全生命周期管理、增量克隆、网页控制台、三级角色权限与资产授权、操作审计及监控告警闭环；同时融合Docker容器管理与应用商店，形成虚拟机与容器双运行时统一运维面板。具体任务如下：</w:t>
-            </w:r>
-          </w:p>
-          <w:p>
-            <w:pPr>
-              <w:pStyle w:val="4"/>
-              <w:numPr>
-                <w:ilvl w:val="0"/>
-                <w:numId w:val="0"/>
-              </w:numPr>
-              <w:ind w:leftChars="0" w:firstLine="420" w:firstLineChars="200"/>
-              <w:jc w:val="both"/>
-              <w:rPr>
-                <w:rStyle w:val="5"/>
-                <w:rFonts w:hint="eastAsia"/>
-                <w:color w:val="auto"/>
-                <w:szCs w:val="21"/>
-                <w:lang w:val="en-US" w:eastAsia="zh-CN"/>
-              </w:rPr>
-            </w:pPr>
-            <w:r>
-              <w:rPr>
-                <w:rStyle w:val="5"/>
-                <w:rFonts w:hint="eastAsia"/>
-                <w:color w:val="auto"/>
-                <w:szCs w:val="21"/>
-                <w:lang w:val="en-US" w:eastAsia="zh-CN"/>
-              </w:rPr>
-              <w:t xml:space="preserve">（1）调研KVM/libvirt虚拟化机制与同类管理平台，明确虚拟机生命周期管理、授权审计、监控告警与容器管理等关键需求，完成需求分析、总体架构、数据库与API接口设计。</w:t>
-            </w:r>
-          </w:p>
-          <w:p>
-            <w:pPr>
-              <w:pStyle w:val="4"/>
-              <w:numPr>
-                <w:ilvl w:val="0"/>
-                <w:numId w:val="0"/>
-              </w:numPr>
-              <w:ind w:leftChars="0" w:firstLine="420" w:firstLineChars="200"/>
-              <w:jc w:val="both"/>
-              <w:rPr>
-                <w:rStyle w:val="5"/>
-                <w:rFonts w:hint="eastAsia"/>
-                <w:color w:val="auto"/>
-                <w:szCs w:val="21"/>
-                <w:lang w:val="en-US" w:eastAsia="zh-CN"/>
-              </w:rPr>
-            </w:pPr>
-            <w:r>
-              <w:rPr>
-                <w:rStyle w:val="5"/>
-                <w:rFonts w:hint="eastAsia"/>
-                <w:color w:val="auto"/>
-                <w:szCs w:val="21"/>
-                <w:lang w:val="en-US" w:eastAsia="zh-CN"/>
-              </w:rPr>
-              <w:t xml:space="preserve">（2）实现基于go-libvirt的虚拟化封装层与异步任务系统，完成虚拟机创建、启停、克隆、快照及磁盘/网卡/CPU/内存热管理等全生命周期功能，支持cloud-init自动初始化与qcow2增量克隆。</w:t>
-            </w:r>
-          </w:p>
-          <w:p>
-            <w:pPr>
-              <w:pStyle w:val="4"/>
-              <w:numPr>
-                <w:ilvl w:val="0"/>
-                <w:numId w:val="0"/>
-              </w:numPr>
-              <w:ind w:leftChars="0" w:firstLine="420" w:firstLineChars="200"/>
-              <w:jc w:val="both"/>
-              <w:rPr>
-                <w:rStyle w:val="5"/>
-                <w:rFonts w:hint="eastAsia"/>
-                <w:color w:val="auto"/>
-                <w:szCs w:val="21"/>
-                <w:lang w:val="en-US" w:eastAsia="zh-CN"/>
-              </w:rPr>
-            </w:pPr>
-            <w:r>
-              <w:rPr>
-                <w:rStyle w:val="5"/>
-                <w:rFonts w:hint="eastAsia"/>
-                <w:color w:val="auto"/>
-                <w:szCs w:val="21"/>
-                <w:lang w:val="en-US" w:eastAsia="zh-CN"/>
-              </w:rPr>
-              <w:t xml:space="preserve">（3）实现存储池、网络、镜像管理及VNC/SSH/串口三类网页控制台；集成Docker容器引擎，实现容器、镜像、网络、卷与compose编排管理并提供应用商店一键部署能力。</w:t>
-            </w:r>
-          </w:p>
-          <w:p>
-            <w:pPr>
-              <w:pStyle w:val="4"/>
-              <w:numPr>
-                <w:ilvl w:val="0"/>
-                <w:numId w:val="0"/>
-              </w:numPr>
-              <w:ind w:leftChars="0" w:firstLine="420" w:firstLineChars="200"/>
-              <w:jc w:val="both"/>
-              <w:rPr>
-                <w:rStyle w:val="5"/>
-                <w:rFonts w:hint="eastAsia"/>
-                <w:color w:val="auto"/>
-                <w:szCs w:val="21"/>
-                <w:lang w:val="en-US" w:eastAsia="zh-CN"/>
-              </w:rPr>
-            </w:pPr>
-            <w:r>
-              <w:rPr>
-                <w:rStyle w:val="5"/>
-                <w:rFonts w:hint="eastAsia"/>
-                <w:color w:val="auto"/>
-                <w:szCs w:val="21"/>
-                <w:lang w:val="en-US" w:eastAsia="zh-CN"/>
-              </w:rPr>
-              <w:t xml:space="preserve">（4）设计JWT认证与三级角色权限（管理员/操作员/只读），借鉴堡垒机思想实现虚拟机资产授权、操作审计、SSH凭据加密托管与安全加固。</w:t>
-            </w:r>
-          </w:p>
-          <w:p>
-            <w:pPr>
-              <w:pStyle w:val="4"/>
-              <w:numPr>
-                <w:ilvl w:val="0"/>
-                <w:numId w:val="0"/>
-              </w:numPr>
-              <w:ind w:leftChars="0" w:firstLine="420" w:firstLineChars="200"/>
-              <w:jc w:val="both"/>
-              <w:rPr>
-                <w:rStyle w:val="5"/>
-                <w:rFonts w:hint="eastAsia"/>
-                <w:color w:val="auto"/>
-                <w:szCs w:val="21"/>
-                <w:lang w:val="en-US" w:eastAsia="zh-CN"/>
-              </w:rPr>
-            </w:pPr>
-            <w:r>
-              <w:rPr>
-                <w:rStyle w:val="5"/>
-                <w:rFonts w:hint="eastAsia"/>
-                <w:color w:val="auto"/>
-                <w:szCs w:val="21"/>
-                <w:lang w:val="en-US" w:eastAsia="zh-CN"/>
-              </w:rPr>
-              <w:t xml:space="preserve">（5）融合Prometheus/Alertmanager/Grafana监控栈，实现指标采集、告警去重与出站通知，并提供计划任务、文件管理、回收站、导出导入等运维配套能力。</w:t>
-            </w:r>
-          </w:p>
-          <w:p>
-            <w:pPr>
-              <w:pStyle w:val="4"/>
-              <w:numPr>
-                <w:ilvl w:val="0"/>
-                <w:numId w:val="0"/>
-              </w:numPr>
-              <w:ind w:leftChars="0" w:firstLine="420" w:firstLineChars="200"/>
-              <w:jc w:val="both"/>
-              <w:rPr>
-                <w:rStyle w:val="5"/>
-                <w:rFonts w:hint="eastAsia"/>
-                <w:color w:val="auto"/>
-                <w:szCs w:val="21"/>
-                <w:lang w:val="en-US" w:eastAsia="zh-CN"/>
-              </w:rPr>
-            </w:pPr>
-            <w:r>
-              <w:rPr>
-                <w:rStyle w:val="5"/>
-                <w:rFonts w:hint="eastAsia"/>
-                <w:color w:val="auto"/>
-                <w:szCs w:val="21"/>
-                <w:lang w:val="en-US" w:eastAsia="zh-CN"/>
-              </w:rPr>
-              <w:t xml:space="preserve">（6）模拟虚拟机异常、资源超限与容器故障等场景，验证告警通知、异步任务调度与故障恢复能力，开展功能、安全与稳定性测试及性能优化。</w:t>
+              <w:t xml:space="preserve">本课题设计并实现一个面向小规模多用户环境的轻量级私有云管理平台，采用B/S架构，后端基于Go语言对接KVM/libvirt虚拟化接口，前端基于Vue 3构建管理界面，数据存储采用MySQL。具体任务如下：</w:t>
+            </w:r>
+          </w:p>
+          <w:p>
+            <w:pPr>
+              <w:pStyle w:val="4"/>
+              <w:numPr>
+                <w:ilvl w:val="0"/>
+                <w:numId w:val="0"/>
+              </w:numPr>
+              <w:ind w:leftChars="0" w:firstLine="420" w:firstLineChars="200"/>
+              <w:jc w:val="both"/>
+              <w:rPr>
+                <w:rStyle w:val="5"/>
+                <w:rFonts w:hint="eastAsia"/>
+                <w:color w:val="auto"/>
+                <w:szCs w:val="21"/>
+                <w:lang w:val="en-US" w:eastAsia="zh-CN"/>
+              </w:rPr>
+            </w:pPr>
+            <w:r>
+              <w:rPr>
+                <w:rStyle w:val="5"/>
+                <w:rFonts w:hint="eastAsia"/>
+                <w:color w:val="auto"/>
+                <w:szCs w:val="21"/>
+                <w:lang w:val="en-US" w:eastAsia="zh-CN"/>
+              </w:rPr>
+              <w:t xml:space="preserve">（1）调研KVM/libvirt虚拟化机制与同类管理平台，完成需求分析、总体架构、数据库与接口设计。</w:t>
+            </w:r>
+          </w:p>
+          <w:p>
+            <w:pPr>
+              <w:pStyle w:val="4"/>
+              <w:numPr>
+                <w:ilvl w:val="0"/>
+                <w:numId w:val="0"/>
+              </w:numPr>
+              <w:ind w:leftChars="0" w:firstLine="420" w:firstLineChars="200"/>
+              <w:jc w:val="both"/>
+              <w:rPr>
+                <w:rStyle w:val="5"/>
+                <w:rFonts w:hint="eastAsia"/>
+                <w:color w:val="auto"/>
+                <w:szCs w:val="21"/>
+                <w:lang w:val="en-US" w:eastAsia="zh-CN"/>
+              </w:rPr>
+            </w:pPr>
+            <w:r>
+              <w:rPr>
+                <w:rStyle w:val="5"/>
+                <w:rFonts w:hint="eastAsia"/>
+                <w:color w:val="auto"/>
+                <w:szCs w:val="21"/>
+                <w:lang w:val="en-US" w:eastAsia="zh-CN"/>
+              </w:rPr>
+              <w:t xml:space="preserve">（2）实现虚拟化封装层与异步任务系统，完成虚拟机创建、克隆、快照与硬件热管理，支持cloud-init初始化与qcow2增量克隆。</w:t>
+            </w:r>
+          </w:p>
+          <w:p>
+            <w:pPr>
+              <w:pStyle w:val="4"/>
+              <w:numPr>
+                <w:ilvl w:val="0"/>
+                <w:numId w:val="0"/>
+              </w:numPr>
+              <w:ind w:leftChars="0" w:firstLine="420" w:firstLineChars="200"/>
+              <w:jc w:val="both"/>
+              <w:rPr>
+                <w:rStyle w:val="5"/>
+                <w:rFonts w:hint="eastAsia"/>
+                <w:color w:val="auto"/>
+                <w:szCs w:val="21"/>
+                <w:lang w:val="en-US" w:eastAsia="zh-CN"/>
+              </w:rPr>
+            </w:pPr>
+            <w:r>
+              <w:rPr>
+                <w:rStyle w:val="5"/>
+                <w:rFonts w:hint="eastAsia"/>
+                <w:color w:val="auto"/>
+                <w:szCs w:val="21"/>
+                <w:lang w:val="en-US" w:eastAsia="zh-CN"/>
+              </w:rPr>
+              <w:t xml:space="preserve">（3）实现存储池、网络、镜像管理与VNC/SSH/串口三类网页控制台，集成Docker容器引擎并提供应用商店一键部署。</w:t>
+            </w:r>
+          </w:p>
+          <w:p>
+            <w:pPr>
+              <w:pStyle w:val="4"/>
+              <w:numPr>
+                <w:ilvl w:val="0"/>
+                <w:numId w:val="0"/>
+              </w:numPr>
+              <w:ind w:leftChars="0" w:firstLine="420" w:firstLineChars="200"/>
+              <w:jc w:val="both"/>
+              <w:rPr>
+                <w:rStyle w:val="5"/>
+                <w:rFonts w:hint="eastAsia"/>
+                <w:color w:val="auto"/>
+                <w:szCs w:val="21"/>
+                <w:lang w:val="en-US" w:eastAsia="zh-CN"/>
+              </w:rPr>
+            </w:pPr>
+            <w:r>
+              <w:rPr>
+                <w:rStyle w:val="5"/>
+                <w:rFonts w:hint="eastAsia"/>
+                <w:color w:val="auto"/>
+                <w:szCs w:val="21"/>
+                <w:lang w:val="en-US" w:eastAsia="zh-CN"/>
+              </w:rPr>
+              <w:t xml:space="preserve">（4）设计JWT认证与三级角色权限，实现虚拟机资产授权、操作审计与SSH凭据加密托管。</w:t>
+            </w:r>
+          </w:p>
+          <w:p>
+            <w:pPr>
+              <w:pStyle w:val="4"/>
+              <w:numPr>
+                <w:ilvl w:val="0"/>
+                <w:numId w:val="0"/>
+              </w:numPr>
+              <w:ind w:leftChars="0" w:firstLine="420" w:firstLineChars="200"/>
+              <w:jc w:val="both"/>
+              <w:rPr>
+                <w:rStyle w:val="5"/>
+                <w:rFonts w:hint="eastAsia"/>
+                <w:color w:val="auto"/>
+                <w:szCs w:val="21"/>
+                <w:lang w:val="en-US" w:eastAsia="zh-CN"/>
+              </w:rPr>
+            </w:pPr>
+            <w:r>
+              <w:rPr>
+                <w:rStyle w:val="5"/>
+                <w:rFonts w:hint="eastAsia"/>
+                <w:color w:val="auto"/>
+                <w:szCs w:val="21"/>
+                <w:lang w:val="en-US" w:eastAsia="zh-CN"/>
+              </w:rPr>
+              <w:t xml:space="preserve">（5）融合Prometheus监控栈，实现指标采集、告警去重与出站通知，提供计划任务、回收站、文件管理等运维能力。</w:t>
+            </w:r>
+          </w:p>
+          <w:p>
+            <w:pPr>
+              <w:pStyle w:val="4"/>
+              <w:numPr>
+                <w:ilvl w:val="0"/>
+                <w:numId w:val="0"/>
+              </w:numPr>
+              <w:ind w:leftChars="0" w:firstLine="420" w:firstLineChars="200"/>
+              <w:jc w:val="both"/>
+              <w:rPr>
+                <w:rStyle w:val="5"/>
+                <w:rFonts w:hint="eastAsia"/>
+                <w:color w:val="auto"/>
+                <w:szCs w:val="21"/>
+                <w:lang w:val="en-US" w:eastAsia="zh-CN"/>
+              </w:rPr>
+            </w:pPr>
+            <w:r>
+              <w:rPr>
+                <w:rStyle w:val="5"/>
+                <w:rFonts w:hint="eastAsia"/>
+                <w:color w:val="auto"/>
+                <w:szCs w:val="21"/>
+                <w:lang w:val="en-US" w:eastAsia="zh-CN"/>
+              </w:rPr>
+              <w:t xml:space="preserve">（6）模拟虚拟机异常与容器故障场景，验证告警通知与故障恢复能力，开展功能、安全与性能测试。</w:t>
             </w:r>
           </w:p>
           <w:p>
@@ -1057,7 +1057,7 @@
                 <w:szCs w:val="21"/>
                 <w:lang w:val="en-US" w:eastAsia="zh-CN"/>
               </w:rPr>
-              <w:t xml:space="preserve">Ubuntu 26.04-Desktop、KVM/QEMU、libvirt、Go、Gin、GORM、MySQL、Vue 3、Vite、Element Plus、Node.js、xterm.js、noVNC、websockify、Docker/Docker Compose、Prometheus、Alertmanager、Grafana、Loki、Git。</w:t>
+              <w:t xml:space="preserve">Ubuntu 26.04-Desktop、KVM/QEMU、libvirt、Go、Gin、GORM、MySQL、Vue 3、Vite、Element Plus、Node.js、xterm.js、noVNC、websockify、Docker/Docker Compose、Prometheus、Alertmanager、Grafana、Loki、Git等。</w:t>
             </w:r>
           </w:p>
           <w:p>
